--- a/lessons/2-3/downloads/reveal/2.3-session-1-practice-form-b.docx
+++ b/lessons/2-3/downloads/reveal/2.3-session-1-practice-form-b.docx
@@ -15,7 +15,7 @@
         <w:rPr>
           <w:rFonts w:ascii="Avenir Next" w:hAnsi="Avenir Next" w:cs="Avenir Next" w:eastAsia="Avenir Next"/>
           <w:color w:val="1A1A1A"/>
-          <w:sz w:val="20"/>
+          <w:sz w:val="22"/>
           <w:szCs w:val="20"/>
         </w:rPr>
         <w:t xml:space="preserve">Name</w:t>
@@ -33,7 +33,7 @@
         <w:rPr>
           <w:rFonts w:ascii="Avenir Next" w:hAnsi="Avenir Next" w:cs="Avenir Next" w:eastAsia="Avenir Next"/>
           <w:color w:val="1A1A1A"/>
-          <w:sz w:val="20"/>
+          <w:sz w:val="22"/>
           <w:szCs w:val="20"/>
         </w:rPr>
         <w:t xml:space="preserve">   Date</w:t>
@@ -51,7 +51,7 @@
         <w:rPr>
           <w:rFonts w:ascii="Avenir Next" w:hAnsi="Avenir Next" w:cs="Avenir Next" w:eastAsia="Avenir Next"/>
           <w:color w:val="1A1A1A"/>
-          <w:sz w:val="20"/>
+          <w:sz w:val="22"/>
           <w:szCs w:val="20"/>
         </w:rPr>
         <w:t xml:space="preserve">   Period</w:t>
@@ -78,7 +78,7 @@
           <w:caps/>
           <w:color w:val="003A70"/>
           <w:spacing w:val="12"/>
-          <w:sz w:val="19"/>
+          <w:sz w:val="22"/>
           <w:szCs w:val="19"/>
         </w:rPr>
         <w:t xml:space="preserve">Lesson 2-3  ·  Session 1  ·  Practice  ·  Form B</w:t>
@@ -86,6 +86,7 @@
     </w:p>
     <w:p>
       <w:pPr>
+        <w:pStyle w:val="Heading1"/>
         <w:keepNext/>
         <w:spacing w:before="0" w:after="10" w:line="240" w:lineRule="auto"/>
       </w:pPr>
@@ -111,7 +112,7 @@
         <w:rPr>
           <w:rFonts w:ascii="Avenir Next" w:hAnsi="Avenir Next" w:cs="Avenir Next" w:eastAsia="Avenir Next"/>
           <w:color w:val="5A5F66"/>
-          <w:sz w:val="17"/>
+          <w:sz w:val="22"/>
           <w:szCs w:val="17"/>
         </w:rPr>
         <w:t xml:space="preserve">Learning target — I can find the median of a data set by ordering the values and taking the middle one.</w:t>
@@ -128,7 +129,7 @@
     </w:p>
     <w:p>
       <w:pPr>
-        <w:spacing w:before="0" w:after="0" w:line="60" w:lineRule="auto"/>
+        <w:spacing w:before="0" w:after="0" w:line="50" w:lineRule="exact"/>
       </w:pPr>
     </w:p>
     <w:tbl>
@@ -167,6 +168,7 @@
           </w:tcPr>
           <w:p>
             <w:pPr>
+              <w:pStyle w:val="Heading2"/>
               <w:spacing w:before="0" w:after="40" w:line="264" w:lineRule="auto"/>
             </w:pPr>
             <w:r>
@@ -194,63 +196,63 @@
                 <w:rFonts w:ascii="Avenir Next" w:hAnsi="Avenir Next" w:cs="Avenir Next" w:eastAsia="Avenir Next"/>
                 <w:b/>
                 <w:color w:val="003A70"/>
+                <w:sz w:val="22"/>
+                <w:szCs w:val="18"/>
+              </w:rPr>
+              <w:t xml:space="preserve">•</w:t>
+            </w:r>
+            <w:r>
+              <w:rPr>
+                <w:rFonts w:ascii="Avenir Next" w:hAnsi="Avenir Next" w:cs="Avenir Next" w:eastAsia="Avenir Next"/>
+                <w:color w:val="1A1A1A"/>
                 <w:sz w:val="18"/>
                 <w:szCs w:val="18"/>
               </w:rPr>
-              <w:t xml:space="preserve">•</w:t>
-            </w:r>
-            <w:r>
-              <w:rPr>
-                <w:rFonts w:ascii="Avenir Next" w:hAnsi="Avenir Next" w:cs="Avenir Next" w:eastAsia="Avenir Next"/>
-                <w:color w:val="1A1A1A"/>
-                <w:sz w:val="18"/>
+              <w:tab/>
+            </w:r>
+            <w:r>
+              <w:rPr>
+                <w:rFonts w:ascii="Avenir Next" w:hAnsi="Avenir Next" w:cs="Avenir Next" w:eastAsia="Avenir Next"/>
+                <w:color w:val="1A1A1A"/>
+                <w:sz w:val="22"/>
                 <w:szCs w:val="18"/>
               </w:rPr>
-              <w:tab/>
-            </w:r>
-            <w:r>
-              <w:rPr>
-                <w:rFonts w:ascii="Avenir Next" w:hAnsi="Avenir Next" w:cs="Avenir Next" w:eastAsia="Avenir Next"/>
-                <w:color w:val="1A1A1A"/>
-                <w:sz w:val="18"/>
+              <w:t xml:space="preserve">The </w:t>
+            </w:r>
+            <w:r>
+              <w:rPr>
+                <w:rFonts w:ascii="Avenir Next" w:hAnsi="Avenir Next" w:cs="Avenir Next" w:eastAsia="Avenir Next"/>
+                <w:b/>
+                <w:color w:val="1A1A1A"/>
+                <w:sz w:val="22"/>
                 <w:szCs w:val="18"/>
               </w:rPr>
-              <w:t xml:space="preserve">The </w:t>
-            </w:r>
-            <w:r>
-              <w:rPr>
-                <w:rFonts w:ascii="Avenir Next" w:hAnsi="Avenir Next" w:cs="Avenir Next" w:eastAsia="Avenir Next"/>
-                <w:b/>
-                <w:color w:val="1A1A1A"/>
-                <w:sz w:val="18"/>
+              <w:t xml:space="preserve">median</w:t>
+            </w:r>
+            <w:r>
+              <w:rPr>
+                <w:rFonts w:ascii="Avenir Next" w:hAnsi="Avenir Next" w:cs="Avenir Next" w:eastAsia="Avenir Next"/>
+                <w:color w:val="1A1A1A"/>
+                <w:sz w:val="22"/>
                 <w:szCs w:val="18"/>
               </w:rPr>
-              <w:t xml:space="preserve">median</w:t>
-            </w:r>
-            <w:r>
-              <w:rPr>
-                <w:rFonts w:ascii="Avenir Next" w:hAnsi="Avenir Next" w:cs="Avenir Next" w:eastAsia="Avenir Next"/>
-                <w:color w:val="1A1A1A"/>
-                <w:sz w:val="18"/>
+              <w:t xml:space="preserve"> is the middle value of a data set </w:t>
+            </w:r>
+            <w:r>
+              <w:rPr>
+                <w:rFonts w:ascii="Avenir Next" w:hAnsi="Avenir Next" w:cs="Avenir Next" w:eastAsia="Avenir Next"/>
+                <w:b/>
+                <w:color w:val="1A1A1A"/>
+                <w:sz w:val="22"/>
                 <w:szCs w:val="18"/>
               </w:rPr>
-              <w:t xml:space="preserve"> is the middle value of a data set </w:t>
-            </w:r>
-            <w:r>
-              <w:rPr>
-                <w:rFonts w:ascii="Avenir Next" w:hAnsi="Avenir Next" w:cs="Avenir Next" w:eastAsia="Avenir Next"/>
-                <w:b/>
-                <w:color w:val="1A1A1A"/>
-                <w:sz w:val="18"/>
-                <w:szCs w:val="18"/>
-              </w:rPr>
               <w:t xml:space="preserve">in order</w:t>
             </w:r>
             <w:r>
               <w:rPr>
                 <w:rFonts w:ascii="Avenir Next" w:hAnsi="Avenir Next" w:cs="Avenir Next" w:eastAsia="Avenir Next"/>
                 <w:color w:val="1A1A1A"/>
-                <w:sz w:val="18"/>
+                <w:sz w:val="22"/>
                 <w:szCs w:val="18"/>
               </w:rPr>
               <w:t xml:space="preserve">.</w:t>
@@ -269,44 +271,44 @@
                 <w:rFonts w:ascii="Avenir Next" w:hAnsi="Avenir Next" w:cs="Avenir Next" w:eastAsia="Avenir Next"/>
                 <w:b/>
                 <w:color w:val="003A70"/>
+                <w:sz w:val="22"/>
+                <w:szCs w:val="18"/>
+              </w:rPr>
+              <w:t xml:space="preserve">•</w:t>
+            </w:r>
+            <w:r>
+              <w:rPr>
+                <w:rFonts w:ascii="Avenir Next" w:hAnsi="Avenir Next" w:cs="Avenir Next" w:eastAsia="Avenir Next"/>
+                <w:color w:val="1A1A1A"/>
                 <w:sz w:val="18"/>
                 <w:szCs w:val="18"/>
               </w:rPr>
-              <w:t xml:space="preserve">•</w:t>
-            </w:r>
-            <w:r>
-              <w:rPr>
-                <w:rFonts w:ascii="Avenir Next" w:hAnsi="Avenir Next" w:cs="Avenir Next" w:eastAsia="Avenir Next"/>
-                <w:color w:val="1A1A1A"/>
-                <w:sz w:val="18"/>
+              <w:tab/>
+            </w:r>
+            <w:r>
+              <w:rPr>
+                <w:rFonts w:ascii="Avenir Next" w:hAnsi="Avenir Next" w:cs="Avenir Next" w:eastAsia="Avenir Next"/>
+                <w:color w:val="1A1A1A"/>
+                <w:sz w:val="22"/>
                 <w:szCs w:val="18"/>
               </w:rPr>
-              <w:tab/>
-            </w:r>
-            <w:r>
-              <w:rPr>
-                <w:rFonts w:ascii="Avenir Next" w:hAnsi="Avenir Next" w:cs="Avenir Next" w:eastAsia="Avenir Next"/>
-                <w:color w:val="1A1A1A"/>
-                <w:sz w:val="18"/>
+              <w:t xml:space="preserve">Order the values. Cross off one value from each end until </w:t>
+            </w:r>
+            <w:r>
+              <w:rPr>
+                <w:rFonts w:ascii="Avenir Next" w:hAnsi="Avenir Next" w:cs="Avenir Next" w:eastAsia="Avenir Next"/>
+                <w:b/>
+                <w:color w:val="1A1A1A"/>
+                <w:sz w:val="22"/>
                 <w:szCs w:val="18"/>
               </w:rPr>
-              <w:t xml:space="preserve">Order the values. Cross off one value from each end until </w:t>
-            </w:r>
-            <w:r>
-              <w:rPr>
-                <w:rFonts w:ascii="Avenir Next" w:hAnsi="Avenir Next" w:cs="Avenir Next" w:eastAsia="Avenir Next"/>
-                <w:b/>
-                <w:color w:val="1A1A1A"/>
-                <w:sz w:val="18"/>
-                <w:szCs w:val="18"/>
-              </w:rPr>
               <w:t xml:space="preserve">one</w:t>
             </w:r>
             <w:r>
               <w:rPr>
                 <w:rFonts w:ascii="Avenir Next" w:hAnsi="Avenir Next" w:cs="Avenir Next" w:eastAsia="Avenir Next"/>
                 <w:color w:val="1A1A1A"/>
-                <w:sz w:val="18"/>
+                <w:sz w:val="22"/>
                 <w:szCs w:val="18"/>
               </w:rPr>
               <w:t xml:space="preserve"> value is left.</w:t>
@@ -325,44 +327,44 @@
                 <w:rFonts w:ascii="Avenir Next" w:hAnsi="Avenir Next" w:cs="Avenir Next" w:eastAsia="Avenir Next"/>
                 <w:b/>
                 <w:color w:val="003A70"/>
+                <w:sz w:val="22"/>
+                <w:szCs w:val="18"/>
+              </w:rPr>
+              <w:t xml:space="preserve">•</w:t>
+            </w:r>
+            <w:r>
+              <w:rPr>
+                <w:rFonts w:ascii="Avenir Next" w:hAnsi="Avenir Next" w:cs="Avenir Next" w:eastAsia="Avenir Next"/>
+                <w:color w:val="1A1A1A"/>
                 <w:sz w:val="18"/>
                 <w:szCs w:val="18"/>
               </w:rPr>
-              <w:t xml:space="preserve">•</w:t>
-            </w:r>
-            <w:r>
-              <w:rPr>
-                <w:rFonts w:ascii="Avenir Next" w:hAnsi="Avenir Next" w:cs="Avenir Next" w:eastAsia="Avenir Next"/>
-                <w:color w:val="1A1A1A"/>
-                <w:sz w:val="18"/>
+              <w:tab/>
+            </w:r>
+            <w:r>
+              <w:rPr>
+                <w:rFonts w:ascii="Avenir Next" w:hAnsi="Avenir Next" w:cs="Avenir Next" w:eastAsia="Avenir Next"/>
+                <w:color w:val="1A1A1A"/>
+                <w:sz w:val="22"/>
                 <w:szCs w:val="18"/>
               </w:rPr>
-              <w:tab/>
-            </w:r>
-            <w:r>
-              <w:rPr>
-                <w:rFonts w:ascii="Avenir Next" w:hAnsi="Avenir Next" w:cs="Avenir Next" w:eastAsia="Avenir Next"/>
-                <w:color w:val="1A1A1A"/>
-                <w:sz w:val="18"/>
+              <w:t xml:space="preserve">Changing the greatest (or least) value does </w:t>
+            </w:r>
+            <w:r>
+              <w:rPr>
+                <w:rFonts w:ascii="Avenir Next" w:hAnsi="Avenir Next" w:cs="Avenir Next" w:eastAsia="Avenir Next"/>
+                <w:b/>
+                <w:color w:val="1A1A1A"/>
+                <w:sz w:val="22"/>
                 <w:szCs w:val="18"/>
               </w:rPr>
-              <w:t xml:space="preserve">Changing the greatest (or least) value does </w:t>
-            </w:r>
-            <w:r>
-              <w:rPr>
-                <w:rFonts w:ascii="Avenir Next" w:hAnsi="Avenir Next" w:cs="Avenir Next" w:eastAsia="Avenir Next"/>
-                <w:b/>
-                <w:color w:val="1A1A1A"/>
-                <w:sz w:val="18"/>
-                <w:szCs w:val="18"/>
-              </w:rPr>
               <w:t xml:space="preserve">not</w:t>
             </w:r>
             <w:r>
               <w:rPr>
                 <w:rFonts w:ascii="Avenir Next" w:hAnsi="Avenir Next" w:cs="Avenir Next" w:eastAsia="Avenir Next"/>
                 <w:color w:val="1A1A1A"/>
-                <w:sz w:val="18"/>
+                <w:sz w:val="22"/>
                 <w:szCs w:val="18"/>
               </w:rPr>
               <w:t xml:space="preserve"> move the median.</w:t>
@@ -377,6 +379,7 @@
           </w:tcPr>
           <w:p>
             <w:pPr>
+              <w:pStyle w:val="Heading2"/>
               <w:spacing w:before="0" w:after="40" w:line="264" w:lineRule="auto"/>
             </w:pPr>
             <w:r>
@@ -399,7 +402,7 @@
               <w:rPr>
                 <w:rFonts w:ascii="Avenir Next" w:hAnsi="Avenir Next" w:cs="Avenir Next" w:eastAsia="Avenir Next"/>
                 <w:color w:val="1A1A1A"/>
-                <w:sz w:val="17"/>
+                <w:sz w:val="22"/>
                 <w:szCs w:val="17"/>
               </w:rPr>
               <w:t xml:space="preserve">Find the median of 7, 2, 9, 4, 6.</w:t>
@@ -418,25 +421,25 @@
                 <w:rFonts w:ascii="Avenir Next" w:hAnsi="Avenir Next" w:cs="Avenir Next" w:eastAsia="Avenir Next"/>
                 <w:b/>
                 <w:color w:val="003A70"/>
+                <w:sz w:val="22"/>
+                <w:szCs w:val="17"/>
+              </w:rPr>
+              <w:t xml:space="preserve">Step 1</w:t>
+            </w:r>
+            <w:r>
+              <w:rPr>
+                <w:rFonts w:ascii="Avenir Next" w:hAnsi="Avenir Next" w:cs="Avenir Next" w:eastAsia="Avenir Next"/>
+                <w:color w:val="1A1A1A"/>
                 <w:sz w:val="17"/>
                 <w:szCs w:val="17"/>
               </w:rPr>
-              <w:t xml:space="preserve">Step 1</w:t>
-            </w:r>
-            <w:r>
-              <w:rPr>
-                <w:rFonts w:ascii="Avenir Next" w:hAnsi="Avenir Next" w:cs="Avenir Next" w:eastAsia="Avenir Next"/>
-                <w:color w:val="1A1A1A"/>
-                <w:sz w:val="17"/>
-                <w:szCs w:val="17"/>
-              </w:rPr>
               <w:tab/>
             </w:r>
             <w:r>
               <w:rPr>
                 <w:rFonts w:ascii="Avenir Next" w:hAnsi="Avenir Next" w:cs="Avenir Next" w:eastAsia="Avenir Next"/>
                 <w:color w:val="1A1A1A"/>
-                <w:sz w:val="17"/>
+                <w:sz w:val="22"/>
                 <w:szCs w:val="17"/>
               </w:rPr>
               <w:t xml:space="preserve">Order: 2, 4, 6, 7, 9.</w:t>
@@ -455,25 +458,25 @@
                 <w:rFonts w:ascii="Avenir Next" w:hAnsi="Avenir Next" w:cs="Avenir Next" w:eastAsia="Avenir Next"/>
                 <w:b/>
                 <w:color w:val="003A70"/>
+                <w:sz w:val="22"/>
+                <w:szCs w:val="17"/>
+              </w:rPr>
+              <w:t xml:space="preserve">Step 2</w:t>
+            </w:r>
+            <w:r>
+              <w:rPr>
+                <w:rFonts w:ascii="Avenir Next" w:hAnsi="Avenir Next" w:cs="Avenir Next" w:eastAsia="Avenir Next"/>
+                <w:color w:val="1A1A1A"/>
                 <w:sz w:val="17"/>
                 <w:szCs w:val="17"/>
               </w:rPr>
-              <w:t xml:space="preserve">Step 2</w:t>
-            </w:r>
-            <w:r>
-              <w:rPr>
-                <w:rFonts w:ascii="Avenir Next" w:hAnsi="Avenir Next" w:cs="Avenir Next" w:eastAsia="Avenir Next"/>
-                <w:color w:val="1A1A1A"/>
-                <w:sz w:val="17"/>
-                <w:szCs w:val="17"/>
-              </w:rPr>
               <w:tab/>
             </w:r>
             <w:r>
               <w:rPr>
                 <w:rFonts w:ascii="Avenir Next" w:hAnsi="Avenir Next" w:cs="Avenir Next" w:eastAsia="Avenir Next"/>
                 <w:color w:val="1A1A1A"/>
-                <w:sz w:val="17"/>
+                <w:sz w:val="22"/>
                 <w:szCs w:val="17"/>
               </w:rPr>
               <w:t xml:space="preserve">Cross off 2 and 9, then 4 and 7.</w:t>
@@ -492,25 +495,25 @@
                 <w:rFonts w:ascii="Avenir Next" w:hAnsi="Avenir Next" w:cs="Avenir Next" w:eastAsia="Avenir Next"/>
                 <w:b/>
                 <w:color w:val="003A70"/>
+                <w:sz w:val="22"/>
+                <w:szCs w:val="17"/>
+              </w:rPr>
+              <w:t xml:space="preserve">Step 3</w:t>
+            </w:r>
+            <w:r>
+              <w:rPr>
+                <w:rFonts w:ascii="Avenir Next" w:hAnsi="Avenir Next" w:cs="Avenir Next" w:eastAsia="Avenir Next"/>
+                <w:color w:val="1A1A1A"/>
                 <w:sz w:val="17"/>
                 <w:szCs w:val="17"/>
               </w:rPr>
-              <w:t xml:space="preserve">Step 3</w:t>
-            </w:r>
-            <w:r>
-              <w:rPr>
-                <w:rFonts w:ascii="Avenir Next" w:hAnsi="Avenir Next" w:cs="Avenir Next" w:eastAsia="Avenir Next"/>
-                <w:color w:val="1A1A1A"/>
-                <w:sz w:val="17"/>
-                <w:szCs w:val="17"/>
-              </w:rPr>
               <w:tab/>
             </w:r>
             <w:r>
               <w:rPr>
                 <w:rFonts w:ascii="Avenir Next" w:hAnsi="Avenir Next" w:cs="Avenir Next" w:eastAsia="Avenir Next"/>
                 <w:color w:val="1A1A1A"/>
-                <w:sz w:val="17"/>
+                <w:sz w:val="22"/>
                 <w:szCs w:val="17"/>
               </w:rPr>
               <w:t xml:space="preserve">One value is left: 6.</w:t>
@@ -529,18 +532,18 @@
                 <w:rFonts w:ascii="Avenir Next" w:hAnsi="Avenir Next" w:cs="Avenir Next" w:eastAsia="Avenir Next"/>
                 <w:b/>
                 <w:color w:val="1A1A1A"/>
+                <w:sz w:val="22"/>
+                <w:szCs w:val="17"/>
+              </w:rPr>
+              <w:t xml:space="preserve">Answer</w:t>
+            </w:r>
+            <w:r>
+              <w:rPr>
+                <w:rFonts w:ascii="Avenir Next" w:hAnsi="Avenir Next" w:cs="Avenir Next" w:eastAsia="Avenir Next"/>
+                <w:color w:val="1A1A1A"/>
                 <w:sz w:val="17"/>
                 <w:szCs w:val="17"/>
               </w:rPr>
-              <w:t xml:space="preserve">Answer</w:t>
-            </w:r>
-            <w:r>
-              <w:rPr>
-                <w:rFonts w:ascii="Avenir Next" w:hAnsi="Avenir Next" w:cs="Avenir Next" w:eastAsia="Avenir Next"/>
-                <w:color w:val="1A1A1A"/>
-                <w:sz w:val="17"/>
-                <w:szCs w:val="17"/>
-              </w:rPr>
               <w:tab/>
             </w:r>
             <w:r>
@@ -548,7 +551,7 @@
                 <w:rFonts w:ascii="Avenir Next" w:hAnsi="Avenir Next" w:cs="Avenir Next" w:eastAsia="Avenir Next"/>
                 <w:b/>
                 <w:color w:val="1A1A1A"/>
-                <w:sz w:val="17"/>
+                <w:sz w:val="22"/>
                 <w:szCs w:val="17"/>
               </w:rPr>
               <w:t xml:space="preserve">Median = 6</w:t>
@@ -577,7 +580,7 @@
           <w:rFonts w:ascii="Avenir Next" w:hAnsi="Avenir Next" w:cs="Avenir Next" w:eastAsia="Avenir Next"/>
           <w:b/>
           <w:color w:val="1A1A1A"/>
-          <w:sz w:val="17"/>
+          <w:sz w:val="22"/>
           <w:szCs w:val="17"/>
         </w:rPr>
         <w:t xml:space="preserve">median</w:t>
@@ -587,7 +590,7 @@
           <w:rFonts w:ascii="Avenir Next" w:hAnsi="Avenir Next" w:cs="Avenir Next" w:eastAsia="Avenir Next"/>
           <w:i/>
           <w:color w:val="5A5F66"/>
-          <w:sz w:val="17"/>
+          <w:sz w:val="22"/>
           <w:szCs w:val="17"/>
         </w:rPr>
         <w:t xml:space="preserve"> (mediana)</w:t>
@@ -596,7 +599,7 @@
         <w:rPr>
           <w:rFonts w:ascii="Avenir Next" w:hAnsi="Avenir Next" w:cs="Avenir Next" w:eastAsia="Avenir Next"/>
           <w:color w:val="5A5F66"/>
-          <w:sz w:val="17"/>
+          <w:sz w:val="22"/>
           <w:szCs w:val="17"/>
         </w:rPr>
         <w:t xml:space="preserve">   ·   </w:t>
@@ -606,7 +609,7 @@
           <w:rFonts w:ascii="Avenir Next" w:hAnsi="Avenir Next" w:cs="Avenir Next" w:eastAsia="Avenir Next"/>
           <w:b/>
           <w:color w:val="1A1A1A"/>
-          <w:sz w:val="17"/>
+          <w:sz w:val="22"/>
           <w:szCs w:val="17"/>
         </w:rPr>
         <w:t xml:space="preserve">data set</w:t>
@@ -616,7 +619,7 @@
           <w:rFonts w:ascii="Avenir Next" w:hAnsi="Avenir Next" w:cs="Avenir Next" w:eastAsia="Avenir Next"/>
           <w:i/>
           <w:color w:val="5A5F66"/>
-          <w:sz w:val="17"/>
+          <w:sz w:val="22"/>
           <w:szCs w:val="17"/>
         </w:rPr>
         <w:t xml:space="preserve"> (conjunto de datos)</w:t>
@@ -625,7 +628,7 @@
         <w:rPr>
           <w:rFonts w:ascii="Avenir Next" w:hAnsi="Avenir Next" w:cs="Avenir Next" w:eastAsia="Avenir Next"/>
           <w:color w:val="5A5F66"/>
-          <w:sz w:val="17"/>
+          <w:sz w:val="22"/>
           <w:szCs w:val="17"/>
         </w:rPr>
         <w:t xml:space="preserve">   ·   </w:t>
@@ -635,7 +638,7 @@
           <w:rFonts w:ascii="Avenir Next" w:hAnsi="Avenir Next" w:cs="Avenir Next" w:eastAsia="Avenir Next"/>
           <w:b/>
           <w:color w:val="1A1A1A"/>
-          <w:sz w:val="17"/>
+          <w:sz w:val="22"/>
           <w:szCs w:val="17"/>
         </w:rPr>
         <w:t xml:space="preserve">order</w:t>
@@ -645,7 +648,7 @@
           <w:rFonts w:ascii="Avenir Next" w:hAnsi="Avenir Next" w:cs="Avenir Next" w:eastAsia="Avenir Next"/>
           <w:i/>
           <w:color w:val="5A5F66"/>
-          <w:sz w:val="17"/>
+          <w:sz w:val="22"/>
           <w:szCs w:val="17"/>
         </w:rPr>
         <w:t xml:space="preserve"> (ordenar)</w:t>
@@ -653,6 +656,7 @@
     </w:p>
     <w:p>
       <w:pPr>
+        <w:pStyle w:val="Heading2"/>
         <w:keepNext/>
         <w:pBdr>
           <w:bottom w:val="single" w:sz="8" w:space="3" w:color="003A70"/>
@@ -668,7 +672,7 @@
           <w:b/>
           <w:color w:val="003A70"/>
           <w:spacing w:val="14"/>
-          <w:sz w:val="19"/>
+          <w:sz w:val="22"/>
           <w:szCs w:val="19"/>
         </w:rPr>
         <w:t xml:space="preserve">PRACTICE</w:t>
@@ -687,7 +691,7 @@
           <w:rFonts w:ascii="Avenir Next" w:hAnsi="Avenir Next" w:cs="Avenir Next" w:eastAsia="Avenir Next"/>
           <w:i/>
           <w:color w:val="5A5F66"/>
-          <w:sz w:val="17"/>
+          <w:sz w:val="22"/>
           <w:szCs w:val="17"/>
         </w:rPr>
         <w:t xml:space="preserve">show your work · label units</w:t>
@@ -695,7 +699,7 @@
     </w:p>
     <w:p>
       <w:pPr>
-        <w:spacing w:before="0" w:after="0" w:line="20" w:lineRule="exact"/>
+        <w:spacing w:before="0" w:after="0" w:line="50" w:lineRule="exact"/>
       </w:pPr>
     </w:p>
     <w:tbl>
@@ -745,18 +749,18 @@
                 <w:rFonts w:ascii="Avenir Next" w:hAnsi="Avenir Next" w:cs="Avenir Next" w:eastAsia="Avenir Next"/>
                 <w:b/>
                 <w:color w:val="1A1A1A"/>
+                <w:sz w:val="22"/>
+                <w:szCs w:val="20"/>
+              </w:rPr>
+              <w:t xml:space="preserve">1.</w:t>
+            </w:r>
+            <w:r>
+              <w:rPr>
+                <w:rFonts w:ascii="Avenir Next" w:hAnsi="Avenir Next" w:cs="Avenir Next" w:eastAsia="Avenir Next"/>
+                <w:color w:val="1A1A1A"/>
                 <w:sz w:val="20"/>
                 <w:szCs w:val="20"/>
               </w:rPr>
-              <w:t xml:space="preserve">1.</w:t>
-            </w:r>
-            <w:r>
-              <w:rPr>
-                <w:rFonts w:ascii="Avenir Next" w:hAnsi="Avenir Next" w:cs="Avenir Next" w:eastAsia="Avenir Next"/>
-                <w:color w:val="1A1A1A"/>
-                <w:sz w:val="20"/>
-                <w:szCs w:val="20"/>
-              </w:rPr>
               <w:tab/>
             </w:r>
             <w:r>
@@ -764,7 +768,7 @@
                 <w:rFonts w:ascii="Avenir Next" w:hAnsi="Avenir Next" w:cs="Avenir Next" w:eastAsia="Avenir Next"/>
                 <w:b/>
                 <w:color w:val="1A1A1A"/>
-                <w:sz w:val="20"/>
+                <w:sz w:val="22"/>
                 <w:szCs w:val="20"/>
               </w:rPr>
               <w:t xml:space="preserve">Season Goals.</w:t>
@@ -773,7 +777,7 @@
               <w:rPr>
                 <w:rFonts w:ascii="Avenir Next" w:hAnsi="Avenir Next" w:cs="Avenir Next" w:eastAsia="Avenir Next"/>
                 <w:color w:val="1A1A1A"/>
-                <w:sz w:val="20"/>
+                <w:sz w:val="22"/>
                 <w:szCs w:val="20"/>
               </w:rPr>
               <w:t xml:space="preserve">  Nine teams scored this many goals: 16, 8, 23, 12, 27, 18, 10, 21, 15. Write the values in order. Then find the median.</w:t>
@@ -790,7 +794,7 @@
                 <w:rFonts w:ascii="Avenir Next" w:hAnsi="Avenir Next" w:cs="Avenir Next" w:eastAsia="Avenir Next"/>
                 <w:b/>
                 <w:color w:val="003A70"/>
-                <w:sz w:val="17"/>
+                <w:sz w:val="22"/>
                 <w:szCs w:val="17"/>
               </w:rPr>
               <w:t xml:space="preserve">Hint  </w:t>
@@ -800,7 +804,7 @@
                 <w:rFonts w:ascii="Avenir Next" w:hAnsi="Avenir Next" w:cs="Avenir Next" w:eastAsia="Avenir Next"/>
                 <w:i/>
                 <w:color w:val="5A5F66"/>
-                <w:sz w:val="17"/>
+                <w:sz w:val="22"/>
                 <w:szCs w:val="17"/>
               </w:rPr>
               <w:t xml:space="preserve">Nine values: the median is the 5th in order.</w:t>
@@ -861,7 +865,7 @@
                       <w:rFonts w:ascii="Avenir Next" w:hAnsi="Avenir Next" w:cs="Avenir Next" w:eastAsia="Avenir Next"/>
                       <w:b/>
                       <w:color w:val="1A1A1A"/>
-                      <w:sz w:val="19"/>
+                      <w:sz w:val="22"/>
                       <w:szCs w:val="19"/>
                     </w:rPr>
                     <w:t xml:space="preserve">Order</w:t>
@@ -884,7 +888,7 @@
                       <w:rFonts w:ascii="Avenir Next" w:hAnsi="Avenir Next" w:cs="Avenir Next" w:eastAsia="Avenir Next"/>
                       <w:b/>
                       <w:color w:val="1A1A1A"/>
-                      <w:sz w:val="19"/>
+                      <w:sz w:val="22"/>
                       <w:szCs w:val="19"/>
                     </w:rPr>
                     <w:t xml:space="preserve">1</w:t>
@@ -907,7 +911,7 @@
                       <w:rFonts w:ascii="Avenir Next" w:hAnsi="Avenir Next" w:cs="Avenir Next" w:eastAsia="Avenir Next"/>
                       <w:b/>
                       <w:color w:val="1A1A1A"/>
-                      <w:sz w:val="19"/>
+                      <w:sz w:val="22"/>
                       <w:szCs w:val="19"/>
                     </w:rPr>
                     <w:t xml:space="preserve">2</w:t>
@@ -930,7 +934,7 @@
                       <w:rFonts w:ascii="Avenir Next" w:hAnsi="Avenir Next" w:cs="Avenir Next" w:eastAsia="Avenir Next"/>
                       <w:b/>
                       <w:color w:val="1A1A1A"/>
-                      <w:sz w:val="19"/>
+                      <w:sz w:val="22"/>
                       <w:szCs w:val="19"/>
                     </w:rPr>
                     <w:t xml:space="preserve">3</w:t>
@@ -953,7 +957,7 @@
                       <w:rFonts w:ascii="Avenir Next" w:hAnsi="Avenir Next" w:cs="Avenir Next" w:eastAsia="Avenir Next"/>
                       <w:b/>
                       <w:color w:val="1A1A1A"/>
-                      <w:sz w:val="19"/>
+                      <w:sz w:val="22"/>
                       <w:szCs w:val="19"/>
                     </w:rPr>
                     <w:t xml:space="preserve">4</w:t>
@@ -976,7 +980,7 @@
                       <w:rFonts w:ascii="Avenir Next" w:hAnsi="Avenir Next" w:cs="Avenir Next" w:eastAsia="Avenir Next"/>
                       <w:b/>
                       <w:color w:val="1A1A1A"/>
-                      <w:sz w:val="19"/>
+                      <w:sz w:val="22"/>
                       <w:szCs w:val="19"/>
                     </w:rPr>
                     <w:t xml:space="preserve">5</w:t>
@@ -999,7 +1003,7 @@
                       <w:rFonts w:ascii="Avenir Next" w:hAnsi="Avenir Next" w:cs="Avenir Next" w:eastAsia="Avenir Next"/>
                       <w:b/>
                       <w:color w:val="1A1A1A"/>
-                      <w:sz w:val="19"/>
+                      <w:sz w:val="22"/>
                       <w:szCs w:val="19"/>
                     </w:rPr>
                     <w:t xml:space="preserve">6</w:t>
@@ -1022,7 +1026,7 @@
                       <w:rFonts w:ascii="Avenir Next" w:hAnsi="Avenir Next" w:cs="Avenir Next" w:eastAsia="Avenir Next"/>
                       <w:b/>
                       <w:color w:val="1A1A1A"/>
-                      <w:sz w:val="19"/>
+                      <w:sz w:val="22"/>
                       <w:szCs w:val="19"/>
                     </w:rPr>
                     <w:t xml:space="preserve">7</w:t>
@@ -1045,7 +1049,7 @@
                       <w:rFonts w:ascii="Avenir Next" w:hAnsi="Avenir Next" w:cs="Avenir Next" w:eastAsia="Avenir Next"/>
                       <w:b/>
                       <w:color w:val="1A1A1A"/>
-                      <w:sz w:val="19"/>
+                      <w:sz w:val="22"/>
                       <w:szCs w:val="19"/>
                     </w:rPr>
                     <w:t xml:space="preserve">8</w:t>
@@ -1068,7 +1072,7 @@
                       <w:rFonts w:ascii="Avenir Next" w:hAnsi="Avenir Next" w:cs="Avenir Next" w:eastAsia="Avenir Next"/>
                       <w:b/>
                       <w:color w:val="1A1A1A"/>
-                      <w:sz w:val="19"/>
+                      <w:sz w:val="22"/>
                       <w:szCs w:val="19"/>
                     </w:rPr>
                     <w:t xml:space="preserve">9</w:t>
@@ -1097,7 +1101,7 @@
                       <w:rFonts w:ascii="Avenir Next" w:hAnsi="Avenir Next" w:cs="Avenir Next" w:eastAsia="Avenir Next"/>
                       <w:b/>
                       <w:color w:val="1A1A1A"/>
-                      <w:sz w:val="19"/>
+                      <w:sz w:val="22"/>
                       <w:szCs w:val="19"/>
                     </w:rPr>
                     <w:t xml:space="preserve">Value</w:t>
@@ -1111,7 +1115,7 @@
                 </w:tcPr>
                 <w:p>
                   <w:pPr>
-                    <w:spacing w:before="0" w:after="0" w:line="240" w:lineRule="auto"/>
+                    <w:spacing w:before="0" w:after="0" w:line="50" w:lineRule="exact"/>
                   </w:pPr>
                 </w:p>
               </w:tc>
@@ -1122,7 +1126,7 @@
                 </w:tcPr>
                 <w:p>
                   <w:pPr>
-                    <w:spacing w:before="0" w:after="0" w:line="240" w:lineRule="auto"/>
+                    <w:spacing w:before="0" w:after="0" w:line="50" w:lineRule="exact"/>
                   </w:pPr>
                 </w:p>
               </w:tc>
@@ -1133,7 +1137,7 @@
                 </w:tcPr>
                 <w:p>
                   <w:pPr>
-                    <w:spacing w:before="0" w:after="0" w:line="240" w:lineRule="auto"/>
+                    <w:spacing w:before="0" w:after="0" w:line="50" w:lineRule="exact"/>
                   </w:pPr>
                 </w:p>
               </w:tc>
@@ -1144,7 +1148,7 @@
                 </w:tcPr>
                 <w:p>
                   <w:pPr>
-                    <w:spacing w:before="0" w:after="0" w:line="240" w:lineRule="auto"/>
+                    <w:spacing w:before="0" w:after="0" w:line="50" w:lineRule="exact"/>
                   </w:pPr>
                 </w:p>
               </w:tc>
@@ -1155,7 +1159,7 @@
                 </w:tcPr>
                 <w:p>
                   <w:pPr>
-                    <w:spacing w:before="0" w:after="0" w:line="240" w:lineRule="auto"/>
+                    <w:spacing w:before="0" w:after="0" w:line="50" w:lineRule="exact"/>
                   </w:pPr>
                 </w:p>
               </w:tc>
@@ -1166,7 +1170,7 @@
                 </w:tcPr>
                 <w:p>
                   <w:pPr>
-                    <w:spacing w:before="0" w:after="0" w:line="240" w:lineRule="auto"/>
+                    <w:spacing w:before="0" w:after="0" w:line="50" w:lineRule="exact"/>
                   </w:pPr>
                 </w:p>
               </w:tc>
@@ -1177,7 +1181,7 @@
                 </w:tcPr>
                 <w:p>
                   <w:pPr>
-                    <w:spacing w:before="0" w:after="0" w:line="240" w:lineRule="auto"/>
+                    <w:spacing w:before="0" w:after="0" w:line="50" w:lineRule="exact"/>
                   </w:pPr>
                 </w:p>
               </w:tc>
@@ -1188,7 +1192,7 @@
                 </w:tcPr>
                 <w:p>
                   <w:pPr>
-                    <w:spacing w:before="0" w:after="0" w:line="240" w:lineRule="auto"/>
+                    <w:spacing w:before="0" w:after="0" w:line="50" w:lineRule="exact"/>
                   </w:pPr>
                 </w:p>
               </w:tc>
@@ -1199,7 +1203,7 @@
                 </w:tcPr>
                 <w:p>
                   <w:pPr>
-                    <w:spacing w:before="0" w:after="0" w:line="240" w:lineRule="auto"/>
+                    <w:spacing w:before="0" w:after="0" w:line="50" w:lineRule="exact"/>
                   </w:pPr>
                 </w:p>
               </w:tc>
@@ -1218,7 +1222,7 @@
                 <w:rFonts w:ascii="Avenir Next" w:hAnsi="Avenir Next" w:cs="Avenir Next" w:eastAsia="Avenir Next"/>
                 <w:b/>
                 <w:color w:val="1A1A1A"/>
-                <w:sz w:val="18"/>
+                <w:sz w:val="22"/>
                 <w:szCs w:val="18"/>
               </w:rPr>
               <w:t xml:space="preserve">Median</w:t>
@@ -1238,12 +1242,12 @@
     </w:tbl>
     <w:p>
       <w:pPr>
-        <w:spacing w:before="0" w:after="0" w:line="20" w:lineRule="exact"/>
+        <w:spacing w:before="0" w:after="0" w:line="50" w:lineRule="exact"/>
       </w:pPr>
     </w:p>
     <w:p>
       <w:pPr>
-        <w:spacing w:before="0" w:after="0" w:line="20" w:lineRule="exact"/>
+        <w:spacing w:before="0" w:after="0" w:line="50" w:lineRule="exact"/>
       </w:pPr>
     </w:p>
     <w:tbl>
@@ -1294,18 +1298,18 @@
                 <w:rFonts w:ascii="Avenir Next" w:hAnsi="Avenir Next" w:cs="Avenir Next" w:eastAsia="Avenir Next"/>
                 <w:b/>
                 <w:color w:val="1A1A1A"/>
+                <w:sz w:val="22"/>
+                <w:szCs w:val="20"/>
+              </w:rPr>
+              <w:t xml:space="preserve">2.</w:t>
+            </w:r>
+            <w:r>
+              <w:rPr>
+                <w:rFonts w:ascii="Avenir Next" w:hAnsi="Avenir Next" w:cs="Avenir Next" w:eastAsia="Avenir Next"/>
+                <w:color w:val="1A1A1A"/>
                 <w:sz w:val="20"/>
                 <w:szCs w:val="20"/>
               </w:rPr>
-              <w:t xml:space="preserve">2.</w:t>
-            </w:r>
-            <w:r>
-              <w:rPr>
-                <w:rFonts w:ascii="Avenir Next" w:hAnsi="Avenir Next" w:cs="Avenir Next" w:eastAsia="Avenir Next"/>
-                <w:color w:val="1A1A1A"/>
-                <w:sz w:val="20"/>
-                <w:szCs w:val="20"/>
-              </w:rPr>
               <w:tab/>
             </w:r>
             <w:r>
@@ -1313,7 +1317,7 @@
                 <w:rFonts w:ascii="Avenir Next" w:hAnsi="Avenir Next" w:cs="Avenir Next" w:eastAsia="Avenir Next"/>
                 <w:b/>
                 <w:color w:val="1A1A1A"/>
-                <w:sz w:val="20"/>
+                <w:sz w:val="22"/>
                 <w:szCs w:val="20"/>
               </w:rPr>
               <w:t xml:space="preserve">Reading Minutes.</w:t>
@@ -1322,7 +1326,7 @@
               <w:rPr>
                 <w:rFonts w:ascii="Avenir Next" w:hAnsi="Avenir Next" w:cs="Avenir Next" w:eastAsia="Avenir Next"/>
                 <w:color w:val="1A1A1A"/>
-                <w:sz w:val="20"/>
+                <w:sz w:val="22"/>
                 <w:szCs w:val="20"/>
               </w:rPr>
               <w:t xml:space="preserve">  Five students: 40, 25, 50, 10, 35 minutes.</w:t>
@@ -1376,7 +1380,7 @@
                       <w:rFonts w:ascii="Avenir Next" w:hAnsi="Avenir Next" w:cs="Avenir Next" w:eastAsia="Avenir Next"/>
                       <w:b/>
                       <w:color w:val="003A70"/>
-                      <w:sz w:val="20"/>
+                      <w:sz w:val="22"/>
                       <w:szCs w:val="20"/>
                     </w:rPr>
                     <w:t xml:space="preserve">a.</w:t>
@@ -1394,7 +1398,7 @@
                     <w:rPr>
                       <w:rFonts w:ascii="Avenir Next" w:hAnsi="Avenir Next" w:cs="Avenir Next" w:eastAsia="Avenir Next"/>
                       <w:color w:val="1A1A1A"/>
-                      <w:sz w:val="20"/>
+                      <w:sz w:val="22"/>
                       <w:szCs w:val="20"/>
                     </w:rPr>
                     <w:t xml:space="preserve">Median:</w:t>
@@ -1444,7 +1448,7 @@
                       <w:rFonts w:ascii="Avenir Next" w:hAnsi="Avenir Next" w:cs="Avenir Next" w:eastAsia="Avenir Next"/>
                       <w:b/>
                       <w:color w:val="003A70"/>
-                      <w:sz w:val="20"/>
+                      <w:sz w:val="22"/>
                       <w:szCs w:val="20"/>
                     </w:rPr>
                     <w:t xml:space="preserve">b.</w:t>
@@ -1462,7 +1466,7 @@
                     <w:rPr>
                       <w:rFonts w:ascii="Avenir Next" w:hAnsi="Avenir Next" w:cs="Avenir Next" w:eastAsia="Avenir Next"/>
                       <w:color w:val="1A1A1A"/>
-                      <w:sz w:val="20"/>
+                      <w:sz w:val="22"/>
                       <w:szCs w:val="20"/>
                     </w:rPr>
                     <w:t xml:space="preserve">Values above the median:</w:t>
@@ -1492,7 +1496,7 @@
           </w:tbl>
           <w:p>
             <w:pPr>
-              <w:spacing w:before="0" w:after="0" w:line="24" w:lineRule="auto"/>
+              <w:spacing w:before="0" w:after="0" w:line="50" w:lineRule="exact"/>
             </w:pPr>
           </w:p>
         </w:tc>
@@ -1515,18 +1519,18 @@
                 <w:rFonts w:ascii="Avenir Next" w:hAnsi="Avenir Next" w:cs="Avenir Next" w:eastAsia="Avenir Next"/>
                 <w:b/>
                 <w:color w:val="1A1A1A"/>
+                <w:sz w:val="22"/>
+                <w:szCs w:val="20"/>
+              </w:rPr>
+              <w:t xml:space="preserve">3.</w:t>
+            </w:r>
+            <w:r>
+              <w:rPr>
+                <w:rFonts w:ascii="Avenir Next" w:hAnsi="Avenir Next" w:cs="Avenir Next" w:eastAsia="Avenir Next"/>
+                <w:color w:val="1A1A1A"/>
                 <w:sz w:val="20"/>
                 <w:szCs w:val="20"/>
               </w:rPr>
-              <w:t xml:space="preserve">3.</w:t>
-            </w:r>
-            <w:r>
-              <w:rPr>
-                <w:rFonts w:ascii="Avenir Next" w:hAnsi="Avenir Next" w:cs="Avenir Next" w:eastAsia="Avenir Next"/>
-                <w:color w:val="1A1A1A"/>
-                <w:sz w:val="20"/>
-                <w:szCs w:val="20"/>
-              </w:rPr>
               <w:tab/>
             </w:r>
             <w:r>
@@ -1534,7 +1538,7 @@
                 <w:rFonts w:ascii="Avenir Next" w:hAnsi="Avenir Next" w:cs="Avenir Next" w:eastAsia="Avenir Next"/>
                 <w:b/>
                 <w:color w:val="1A1A1A"/>
-                <w:sz w:val="20"/>
+                <w:sz w:val="22"/>
                 <w:szCs w:val="20"/>
               </w:rPr>
               <w:t xml:space="preserve">Trail Lengths.</w:t>
@@ -1543,7 +1547,7 @@
               <w:rPr>
                 <w:rFonts w:ascii="Avenir Next" w:hAnsi="Avenir Next" w:cs="Avenir Next" w:eastAsia="Avenir Next"/>
                 <w:color w:val="1A1A1A"/>
-                <w:sz w:val="20"/>
+                <w:sz w:val="22"/>
                 <w:szCs w:val="20"/>
               </w:rPr>
               <w:t xml:space="preserve">  Seven trails (km): 5, 13, 8, 3, 10, 7, 15.</w:t>
@@ -1560,7 +1564,7 @@
                 <w:rFonts w:ascii="Avenir Next" w:hAnsi="Avenir Next" w:cs="Avenir Next" w:eastAsia="Avenir Next"/>
                 <w:b/>
                 <w:color w:val="003A70"/>
-                <w:sz w:val="17"/>
+                <w:sz w:val="22"/>
                 <w:szCs w:val="17"/>
               </w:rPr>
               <w:t xml:space="preserve">Hint  </w:t>
@@ -1570,7 +1574,7 @@
                 <w:rFonts w:ascii="Avenir Next" w:hAnsi="Avenir Next" w:cs="Avenir Next" w:eastAsia="Avenir Next"/>
                 <w:i/>
                 <w:color w:val="5A5F66"/>
-                <w:sz w:val="17"/>
+                <w:sz w:val="22"/>
                 <w:szCs w:val="17"/>
               </w:rPr>
               <w:t xml:space="preserve">Changing the greatest value does not move the middle.</w:t>
@@ -1624,7 +1628,7 @@
                       <w:rFonts w:ascii="Avenir Next" w:hAnsi="Avenir Next" w:cs="Avenir Next" w:eastAsia="Avenir Next"/>
                       <w:b/>
                       <w:color w:val="003A70"/>
-                      <w:sz w:val="20"/>
+                      <w:sz w:val="22"/>
                       <w:szCs w:val="20"/>
                     </w:rPr>
                     <w:t xml:space="preserve">a.</w:t>
@@ -1642,7 +1646,7 @@
                     <w:rPr>
                       <w:rFonts w:ascii="Avenir Next" w:hAnsi="Avenir Next" w:cs="Avenir Next" w:eastAsia="Avenir Next"/>
                       <w:color w:val="1A1A1A"/>
-                      <w:sz w:val="20"/>
+                      <w:sz w:val="22"/>
                       <w:szCs w:val="20"/>
                     </w:rPr>
                     <w:t xml:space="preserve">Median:</w:t>
@@ -1692,7 +1696,7 @@
                       <w:rFonts w:ascii="Avenir Next" w:hAnsi="Avenir Next" w:cs="Avenir Next" w:eastAsia="Avenir Next"/>
                       <w:b/>
                       <w:color w:val="003A70"/>
-                      <w:sz w:val="20"/>
+                      <w:sz w:val="22"/>
                       <w:szCs w:val="20"/>
                     </w:rPr>
                     <w:t xml:space="preserve">b.</w:t>
@@ -1710,7 +1714,7 @@
                     <w:rPr>
                       <w:rFonts w:ascii="Avenir Next" w:hAnsi="Avenir Next" w:cs="Avenir Next" w:eastAsia="Avenir Next"/>
                       <w:color w:val="1A1A1A"/>
-                      <w:sz w:val="20"/>
+                      <w:sz w:val="22"/>
                       <w:szCs w:val="20"/>
                     </w:rPr>
                     <w:t xml:space="preserve">If 15 km became 30 km, new median:</w:t>
@@ -1740,7 +1744,7 @@
           </w:tbl>
           <w:p>
             <w:pPr>
-              <w:spacing w:before="0" w:after="0" w:line="24" w:lineRule="auto"/>
+              <w:spacing w:before="0" w:after="0" w:line="50" w:lineRule="exact"/>
             </w:pPr>
           </w:p>
         </w:tc>
@@ -1748,12 +1752,12 @@
     </w:tbl>
     <w:p>
       <w:pPr>
-        <w:spacing w:before="0" w:after="0" w:line="20" w:lineRule="exact"/>
+        <w:spacing w:before="0" w:after="0" w:line="50" w:lineRule="exact"/>
       </w:pPr>
     </w:p>
     <w:p>
       <w:pPr>
-        <w:spacing w:before="0" w:after="0" w:line="20" w:lineRule="exact"/>
+        <w:spacing w:before="0" w:after="0" w:line="50" w:lineRule="exact"/>
       </w:pPr>
     </w:p>
     <w:tbl>
@@ -1803,18 +1807,18 @@
                 <w:rFonts w:ascii="Avenir Next" w:hAnsi="Avenir Next" w:cs="Avenir Next" w:eastAsia="Avenir Next"/>
                 <w:b/>
                 <w:color w:val="1A1A1A"/>
+                <w:sz w:val="22"/>
+                <w:szCs w:val="20"/>
+              </w:rPr>
+              <w:t xml:space="preserve">4.</w:t>
+            </w:r>
+            <w:r>
+              <w:rPr>
+                <w:rFonts w:ascii="Avenir Next" w:hAnsi="Avenir Next" w:cs="Avenir Next" w:eastAsia="Avenir Next"/>
+                <w:color w:val="1A1A1A"/>
                 <w:sz w:val="20"/>
                 <w:szCs w:val="20"/>
               </w:rPr>
-              <w:t xml:space="preserve">4.</w:t>
-            </w:r>
-            <w:r>
-              <w:rPr>
-                <w:rFonts w:ascii="Avenir Next" w:hAnsi="Avenir Next" w:cs="Avenir Next" w:eastAsia="Avenir Next"/>
-                <w:color w:val="1A1A1A"/>
-                <w:sz w:val="20"/>
-                <w:szCs w:val="20"/>
-              </w:rPr>
               <w:tab/>
             </w:r>
             <w:r>
@@ -1822,7 +1826,7 @@
                 <w:rFonts w:ascii="Avenir Next" w:hAnsi="Avenir Next" w:cs="Avenir Next" w:eastAsia="Avenir Next"/>
                 <w:b/>
                 <w:color w:val="1A1A1A"/>
-                <w:sz w:val="20"/>
+                <w:sz w:val="22"/>
                 <w:szCs w:val="20"/>
               </w:rPr>
               <w:t xml:space="preserve">Bagels Sold.  </w:t>
@@ -1831,7 +1835,7 @@
               <w:rPr>
                 <w:rFonts w:ascii="Avenir Next" w:hAnsi="Avenir Next" w:cs="Avenir Next" w:eastAsia="Avenir Next"/>
                 <w:color w:val="1A1A1A"/>
-                <w:sz w:val="20"/>
+                <w:sz w:val="22"/>
                 <w:szCs w:val="20"/>
               </w:rPr>
               <w:t xml:space="preserve">Seven lunch periods sold these numbers of bagels: 36, 53, 44, 31, 49, 40, 47. Find the median.</w:t>
@@ -1839,7 +1843,7 @@
           </w:p>
           <w:p>
             <w:pPr>
-              <w:spacing w:before="0" w:after="0" w:line="60" w:lineRule="auto"/>
+              <w:spacing w:before="0" w:after="0" w:line="50" w:lineRule="exact"/>
             </w:pPr>
           </w:p>
           <w:tbl>
@@ -1908,25 +1912,25 @@
                 <w:rFonts w:ascii="Avenir Next" w:hAnsi="Avenir Next" w:cs="Avenir Next" w:eastAsia="Avenir Next"/>
                 <w:b/>
                 <w:color w:val="1A1A1A"/>
+                <w:sz w:val="22"/>
+                <w:szCs w:val="18"/>
+              </w:rPr>
+              <w:t xml:space="preserve">Answer</w:t>
+            </w:r>
+            <w:r>
+              <w:rPr>
+                <w:rFonts w:ascii="Avenir Next" w:hAnsi="Avenir Next" w:cs="Avenir Next" w:eastAsia="Avenir Next"/>
+                <w:color w:val="1A1A1A"/>
                 <w:sz w:val="18"/>
                 <w:szCs w:val="18"/>
               </w:rPr>
-              <w:t xml:space="preserve">Answer</w:t>
-            </w:r>
-            <w:r>
-              <w:rPr>
-                <w:rFonts w:ascii="Avenir Next" w:hAnsi="Avenir Next" w:cs="Avenir Next" w:eastAsia="Avenir Next"/>
-                <w:color w:val="1A1A1A"/>
-                <w:sz w:val="18"/>
-                <w:szCs w:val="18"/>
-              </w:rPr>
               <w:tab/>
             </w:r>
             <w:r>
               <w:rPr>
                 <w:rFonts w:ascii="Avenir Next" w:hAnsi="Avenir Next" w:cs="Avenir Next" w:eastAsia="Avenir Next"/>
                 <w:color w:val="1A1A1A"/>
-                <w:sz w:val="18"/>
+                <w:sz w:val="22"/>
                 <w:szCs w:val="18"/>
               </w:rPr>
               <w:t xml:space="preserve">  bagels</w:t>
@@ -1937,12 +1941,12 @@
     </w:tbl>
     <w:p>
       <w:pPr>
-        <w:spacing w:before="0" w:after="0" w:line="20" w:lineRule="exact"/>
+        <w:spacing w:before="0" w:after="0" w:line="50" w:lineRule="exact"/>
       </w:pPr>
     </w:p>
     <w:p>
       <w:pPr>
-        <w:spacing w:before="0" w:after="0" w:line="20" w:lineRule="exact"/>
+        <w:spacing w:before="0" w:after="0" w:line="50" w:lineRule="exact"/>
       </w:pPr>
     </w:p>
     <w:tbl>
@@ -1992,18 +1996,18 @@
                 <w:rFonts w:ascii="Avenir Next" w:hAnsi="Avenir Next" w:cs="Avenir Next" w:eastAsia="Avenir Next"/>
                 <w:b/>
                 <w:color w:val="1A1A1A"/>
+                <w:sz w:val="22"/>
+                <w:szCs w:val="20"/>
+              </w:rPr>
+              <w:t xml:space="preserve">5.</w:t>
+            </w:r>
+            <w:r>
+              <w:rPr>
+                <w:rFonts w:ascii="Avenir Next" w:hAnsi="Avenir Next" w:cs="Avenir Next" w:eastAsia="Avenir Next"/>
+                <w:color w:val="1A1A1A"/>
                 <w:sz w:val="20"/>
                 <w:szCs w:val="20"/>
               </w:rPr>
-              <w:t xml:space="preserve">5.</w:t>
-            </w:r>
-            <w:r>
-              <w:rPr>
-                <w:rFonts w:ascii="Avenir Next" w:hAnsi="Avenir Next" w:cs="Avenir Next" w:eastAsia="Avenir Next"/>
-                <w:color w:val="1A1A1A"/>
-                <w:sz w:val="20"/>
-                <w:szCs w:val="20"/>
-              </w:rPr>
               <w:tab/>
             </w:r>
             <w:r>
@@ -2011,7 +2015,7 @@
                 <w:rFonts w:ascii="Avenir Next" w:hAnsi="Avenir Next" w:cs="Avenir Next" w:eastAsia="Avenir Next"/>
                 <w:b/>
                 <w:color w:val="1A1A1A"/>
-                <w:sz w:val="20"/>
+                <w:sz w:val="22"/>
                 <w:szCs w:val="20"/>
               </w:rPr>
               <w:t xml:space="preserve">Median Claim.  </w:t>
@@ -2020,7 +2024,7 @@
               <w:rPr>
                 <w:rFonts w:ascii="Avenir Next" w:hAnsi="Avenir Next" w:cs="Avenir Next" w:eastAsia="Avenir Next"/>
                 <w:color w:val="1A1A1A"/>
-                <w:sz w:val="20"/>
+                <w:sz w:val="22"/>
                 <w:szCs w:val="20"/>
               </w:rPr>
               <w:t xml:space="preserve">For the values 41, 16, 35, 22, 28, Lucia says the median is 35 because it is in the middle of the list as written. Is Lucia right? Find the median.</w:t>
@@ -2037,7 +2041,7 @@
                 <w:rFonts w:ascii="Avenir Next" w:hAnsi="Avenir Next" w:cs="Avenir Next" w:eastAsia="Avenir Next"/>
                 <w:b/>
                 <w:color w:val="003A70"/>
-                <w:sz w:val="17"/>
+                <w:sz w:val="22"/>
                 <w:szCs w:val="17"/>
               </w:rPr>
               <w:t xml:space="preserve">Hint  </w:t>
@@ -2047,7 +2051,7 @@
                 <w:rFonts w:ascii="Avenir Next" w:hAnsi="Avenir Next" w:cs="Avenir Next" w:eastAsia="Avenir Next"/>
                 <w:i/>
                 <w:color w:val="5A5F66"/>
-                <w:sz w:val="17"/>
+                <w:sz w:val="22"/>
                 <w:szCs w:val="17"/>
               </w:rPr>
               <w:t xml:space="preserve">The median comes from an ordered list.</w:t>
@@ -2115,7 +2119,7 @@
                     <w:rPr>
                       <w:rFonts w:ascii="Avenir Next" w:hAnsi="Avenir Next" w:cs="Avenir Next" w:eastAsia="Avenir Next"/>
                       <w:color w:val="1A1A1A"/>
-                      <w:sz w:val="19"/>
+                      <w:sz w:val="22"/>
                       <w:szCs w:val="19"/>
                     </w:rPr>
                     <w:t xml:space="preserve">Yes</w:t>
@@ -2154,7 +2158,7 @@
                     <w:rPr>
                       <w:rFonts w:ascii="Avenir Next" w:hAnsi="Avenir Next" w:cs="Avenir Next" w:eastAsia="Avenir Next"/>
                       <w:color w:val="1A1A1A"/>
-                      <w:sz w:val="19"/>
+                      <w:sz w:val="22"/>
                       <w:szCs w:val="19"/>
                     </w:rPr>
                     <w:t xml:space="preserve">No</w:t>
@@ -2176,7 +2180,7 @@
                 <w:rFonts w:ascii="Avenir Next" w:hAnsi="Avenir Next" w:cs="Avenir Next" w:eastAsia="Avenir Next"/>
                 <w:b/>
                 <w:color w:val="1A1A1A"/>
-                <w:sz w:val="18"/>
+                <w:sz w:val="22"/>
                 <w:szCs w:val="18"/>
               </w:rPr>
               <w:t xml:space="preserve">Median</w:t>
@@ -2196,12 +2200,12 @@
     </w:tbl>
     <w:p>
       <w:pPr>
-        <w:spacing w:before="0" w:after="0" w:line="20" w:lineRule="exact"/>
+        <w:spacing w:before="0" w:after="0" w:line="50" w:lineRule="exact"/>
       </w:pPr>
     </w:p>
     <w:p>
       <w:pPr>
-        <w:spacing w:before="0" w:after="0" w:line="20" w:lineRule="exact"/>
+        <w:spacing w:before="0" w:after="0" w:line="50" w:lineRule="exact"/>
       </w:pPr>
     </w:p>
     <w:tbl>
@@ -2251,18 +2255,18 @@
                 <w:rFonts w:ascii="Avenir Next" w:hAnsi="Avenir Next" w:cs="Avenir Next" w:eastAsia="Avenir Next"/>
                 <w:b/>
                 <w:color w:val="1A1A1A"/>
+                <w:sz w:val="22"/>
+                <w:szCs w:val="20"/>
+              </w:rPr>
+              <w:t xml:space="preserve">6.</w:t>
+            </w:r>
+            <w:r>
+              <w:rPr>
+                <w:rFonts w:ascii="Avenir Next" w:hAnsi="Avenir Next" w:cs="Avenir Next" w:eastAsia="Avenir Next"/>
+                <w:color w:val="1A1A1A"/>
                 <w:sz w:val="20"/>
                 <w:szCs w:val="20"/>
               </w:rPr>
-              <w:t xml:space="preserve">6.</w:t>
-            </w:r>
-            <w:r>
-              <w:rPr>
-                <w:rFonts w:ascii="Avenir Next" w:hAnsi="Avenir Next" w:cs="Avenir Next" w:eastAsia="Avenir Next"/>
-                <w:color w:val="1A1A1A"/>
-                <w:sz w:val="20"/>
-                <w:szCs w:val="20"/>
-              </w:rPr>
               <w:tab/>
             </w:r>
             <w:r>
@@ -2270,7 +2274,7 @@
                 <w:rFonts w:ascii="Avenir Next" w:hAnsi="Avenir Next" w:cs="Avenir Next" w:eastAsia="Avenir Next"/>
                 <w:b/>
                 <w:color w:val="1A1A1A"/>
-                <w:sz w:val="20"/>
+                <w:sz w:val="22"/>
                 <w:szCs w:val="20"/>
               </w:rPr>
               <w:t xml:space="preserve">Unknown Tallest.  </w:t>
@@ -2279,7 +2283,7 @@
               <w:rPr>
                 <w:rFonts w:ascii="Avenir Next" w:hAnsi="Avenir Next" w:cs="Avenir Next" w:eastAsia="Avenir Next"/>
                 <w:color w:val="1A1A1A"/>
-                <w:sz w:val="20"/>
+                <w:sz w:val="22"/>
                 <w:szCs w:val="20"/>
               </w:rPr>
               <w:t xml:space="preserve">Five plant heights (cm) are 33, 18, 45, 27 and one more value that is the tallest of all. Find the median. Explain why the unknown value cannot change it.</w:t>
@@ -2287,7 +2291,7 @@
           </w:p>
           <w:p>
             <w:pPr>
-              <w:spacing w:before="0" w:after="0" w:line="60" w:lineRule="auto"/>
+              <w:spacing w:before="0" w:after="0" w:line="50" w:lineRule="exact"/>
             </w:pPr>
           </w:p>
           <w:tbl>
@@ -2356,25 +2360,25 @@
                 <w:rFonts w:ascii="Avenir Next" w:hAnsi="Avenir Next" w:cs="Avenir Next" w:eastAsia="Avenir Next"/>
                 <w:b/>
                 <w:color w:val="1A1A1A"/>
+                <w:sz w:val="22"/>
+                <w:szCs w:val="18"/>
+              </w:rPr>
+              <w:t xml:space="preserve">Answer</w:t>
+            </w:r>
+            <w:r>
+              <w:rPr>
+                <w:rFonts w:ascii="Avenir Next" w:hAnsi="Avenir Next" w:cs="Avenir Next" w:eastAsia="Avenir Next"/>
+                <w:color w:val="1A1A1A"/>
                 <w:sz w:val="18"/>
                 <w:szCs w:val="18"/>
               </w:rPr>
-              <w:t xml:space="preserve">Answer</w:t>
-            </w:r>
-            <w:r>
-              <w:rPr>
-                <w:rFonts w:ascii="Avenir Next" w:hAnsi="Avenir Next" w:cs="Avenir Next" w:eastAsia="Avenir Next"/>
-                <w:color w:val="1A1A1A"/>
-                <w:sz w:val="18"/>
-                <w:szCs w:val="18"/>
-              </w:rPr>
               <w:tab/>
             </w:r>
             <w:r>
               <w:rPr>
                 <w:rFonts w:ascii="Avenir Next" w:hAnsi="Avenir Next" w:cs="Avenir Next" w:eastAsia="Avenir Next"/>
                 <w:color w:val="1A1A1A"/>
-                <w:sz w:val="18"/>
+                <w:sz w:val="22"/>
                 <w:szCs w:val="18"/>
               </w:rPr>
               <w:t xml:space="preserve">  cm</w:t>
@@ -2385,12 +2389,12 @@
     </w:tbl>
     <w:p>
       <w:pPr>
-        <w:spacing w:before="0" w:after="0" w:line="20" w:lineRule="exact"/>
+        <w:spacing w:before="0" w:after="0" w:line="50" w:lineRule="exact"/>
       </w:pPr>
     </w:p>
     <w:p>
       <w:pPr>
-        <w:spacing w:before="0" w:after="0" w:line="20" w:lineRule="exact"/>
+        <w:spacing w:before="0" w:after="0" w:line="50" w:lineRule="exact"/>
       </w:pPr>
     </w:p>
     <w:tbl>
@@ -2440,18 +2444,18 @@
                 <w:rFonts w:ascii="Avenir Next" w:hAnsi="Avenir Next" w:cs="Avenir Next" w:eastAsia="Avenir Next"/>
                 <w:b/>
                 <w:color w:val="1A1A1A"/>
+                <w:sz w:val="22"/>
+                <w:szCs w:val="20"/>
+              </w:rPr>
+              <w:t xml:space="preserve">7.</w:t>
+            </w:r>
+            <w:r>
+              <w:rPr>
+                <w:rFonts w:ascii="Avenir Next" w:hAnsi="Avenir Next" w:cs="Avenir Next" w:eastAsia="Avenir Next"/>
+                <w:color w:val="1A1A1A"/>
                 <w:sz w:val="20"/>
                 <w:szCs w:val="20"/>
               </w:rPr>
-              <w:t xml:space="preserve">7.</w:t>
-            </w:r>
-            <w:r>
-              <w:rPr>
-                <w:rFonts w:ascii="Avenir Next" w:hAnsi="Avenir Next" w:cs="Avenir Next" w:eastAsia="Avenir Next"/>
-                <w:color w:val="1A1A1A"/>
-                <w:sz w:val="20"/>
-                <w:szCs w:val="20"/>
-              </w:rPr>
               <w:tab/>
             </w:r>
             <w:r>
@@ -2459,7 +2463,7 @@
                 <w:rFonts w:ascii="Avenir Next" w:hAnsi="Avenir Next" w:cs="Avenir Next" w:eastAsia="Avenir Next"/>
                 <w:b/>
                 <w:color w:val="1A1A1A"/>
-                <w:sz w:val="20"/>
+                <w:sz w:val="22"/>
                 <w:szCs w:val="20"/>
               </w:rPr>
               <w:t xml:space="preserve">Two Sets, One Median.  </w:t>
@@ -2468,7 +2472,7 @@
               <w:rPr>
                 <w:rFonts w:ascii="Avenir Next" w:hAnsi="Avenir Next" w:cs="Avenir Next" w:eastAsia="Avenir Next"/>
                 <w:color w:val="1A1A1A"/>
-                <w:sz w:val="20"/>
+                <w:sz w:val="22"/>
                 <w:szCs w:val="20"/>
               </w:rPr>
               <w:t xml:space="preserve">Set A is 14, 18, 22, 26, 30. Set B is 14, 18, 22, 26, 85. Find each median. Why do they match?</w:t>
@@ -2485,7 +2489,7 @@
                 <w:rFonts w:ascii="Avenir Next" w:hAnsi="Avenir Next" w:cs="Avenir Next" w:eastAsia="Avenir Next"/>
                 <w:b/>
                 <w:color w:val="003A70"/>
-                <w:sz w:val="17"/>
+                <w:sz w:val="22"/>
                 <w:szCs w:val="17"/>
               </w:rPr>
               <w:t xml:space="preserve">Hint  </w:t>
@@ -2495,7 +2499,7 @@
                 <w:rFonts w:ascii="Avenir Next" w:hAnsi="Avenir Next" w:cs="Avenir Next" w:eastAsia="Avenir Next"/>
                 <w:i/>
                 <w:color w:val="5A5F66"/>
-                <w:sz w:val="17"/>
+                <w:sz w:val="22"/>
                 <w:szCs w:val="17"/>
               </w:rPr>
               <w:t xml:space="preserve">Only the last value changed. Where is the middle?</w:t>
@@ -2515,25 +2519,25 @@
                 <w:rFonts w:ascii="Avenir Next" w:hAnsi="Avenir Next" w:cs="Avenir Next" w:eastAsia="Avenir Next"/>
                 <w:b/>
                 <w:color w:val="003A70"/>
+                <w:sz w:val="22"/>
+                <w:szCs w:val="20"/>
+              </w:rPr>
+              <w:t xml:space="preserve">a.</w:t>
+            </w:r>
+            <w:r>
+              <w:rPr>
+                <w:rFonts w:ascii="Avenir Next" w:hAnsi="Avenir Next" w:cs="Avenir Next" w:eastAsia="Avenir Next"/>
+                <w:color w:val="1A1A1A"/>
                 <w:sz w:val="20"/>
                 <w:szCs w:val="20"/>
               </w:rPr>
-              <w:t xml:space="preserve">a.</w:t>
-            </w:r>
-            <w:r>
-              <w:rPr>
-                <w:rFonts w:ascii="Avenir Next" w:hAnsi="Avenir Next" w:cs="Avenir Next" w:eastAsia="Avenir Next"/>
-                <w:color w:val="1A1A1A"/>
-                <w:sz w:val="20"/>
-                <w:szCs w:val="20"/>
-              </w:rPr>
               <w:tab/>
             </w:r>
             <w:r>
               <w:rPr>
                 <w:rFonts w:ascii="Avenir Next" w:hAnsi="Avenir Next" w:cs="Avenir Next" w:eastAsia="Avenir Next"/>
                 <w:color w:val="1A1A1A"/>
-                <w:sz w:val="20"/>
+                <w:sz w:val="22"/>
                 <w:szCs w:val="20"/>
               </w:rPr>
               <w:t xml:space="preserve">Median of each set:</w:t>
@@ -2572,25 +2576,25 @@
                 <w:rFonts w:ascii="Avenir Next" w:hAnsi="Avenir Next" w:cs="Avenir Next" w:eastAsia="Avenir Next"/>
                 <w:b/>
                 <w:color w:val="003A70"/>
+                <w:sz w:val="22"/>
+                <w:szCs w:val="20"/>
+              </w:rPr>
+              <w:t xml:space="preserve">b.</w:t>
+            </w:r>
+            <w:r>
+              <w:rPr>
+                <w:rFonts w:ascii="Avenir Next" w:hAnsi="Avenir Next" w:cs="Avenir Next" w:eastAsia="Avenir Next"/>
+                <w:color w:val="1A1A1A"/>
                 <w:sz w:val="20"/>
                 <w:szCs w:val="20"/>
               </w:rPr>
-              <w:t xml:space="preserve">b.</w:t>
-            </w:r>
-            <w:r>
-              <w:rPr>
-                <w:rFonts w:ascii="Avenir Next" w:hAnsi="Avenir Next" w:cs="Avenir Next" w:eastAsia="Avenir Next"/>
-                <w:color w:val="1A1A1A"/>
-                <w:sz w:val="20"/>
-                <w:szCs w:val="20"/>
-              </w:rPr>
               <w:tab/>
             </w:r>
             <w:r>
               <w:rPr>
                 <w:rFonts w:ascii="Avenir Next" w:hAnsi="Avenir Next" w:cs="Avenir Next" w:eastAsia="Avenir Next"/>
                 <w:color w:val="1A1A1A"/>
-                <w:sz w:val="20"/>
+                <w:sz w:val="22"/>
                 <w:szCs w:val="20"/>
               </w:rPr>
               <w:t xml:space="preserve">Why they match:</w:t>
@@ -2601,12 +2605,12 @@
     </w:tbl>
     <w:p>
       <w:pPr>
-        <w:spacing w:before="0" w:after="0" w:line="20" w:lineRule="exact"/>
+        <w:spacing w:before="0" w:after="0" w:line="50" w:lineRule="exact"/>
       </w:pPr>
     </w:p>
     <w:p>
       <w:pPr>
-        <w:spacing w:before="0" w:after="0" w:line="20" w:lineRule="exact"/>
+        <w:spacing w:before="0" w:after="0" w:line="50" w:lineRule="exact"/>
       </w:pPr>
     </w:p>
     <w:tbl>
@@ -2656,18 +2660,18 @@
                 <w:rFonts w:ascii="Avenir Next" w:hAnsi="Avenir Next" w:cs="Avenir Next" w:eastAsia="Avenir Next"/>
                 <w:b/>
                 <w:color w:val="1A1A1A"/>
+                <w:sz w:val="22"/>
+                <w:szCs w:val="20"/>
+              </w:rPr>
+              <w:t xml:space="preserve">8.</w:t>
+            </w:r>
+            <w:r>
+              <w:rPr>
+                <w:rFonts w:ascii="Avenir Next" w:hAnsi="Avenir Next" w:cs="Avenir Next" w:eastAsia="Avenir Next"/>
+                <w:color w:val="1A1A1A"/>
                 <w:sz w:val="20"/>
                 <w:szCs w:val="20"/>
               </w:rPr>
-              <w:t xml:space="preserve">8.</w:t>
-            </w:r>
-            <w:r>
-              <w:rPr>
-                <w:rFonts w:ascii="Avenir Next" w:hAnsi="Avenir Next" w:cs="Avenir Next" w:eastAsia="Avenir Next"/>
-                <w:color w:val="1A1A1A"/>
-                <w:sz w:val="20"/>
-                <w:szCs w:val="20"/>
-              </w:rPr>
               <w:tab/>
             </w:r>
             <w:r>
@@ -2675,7 +2679,7 @@
                 <w:rFonts w:ascii="Avenir Next" w:hAnsi="Avenir Next" w:cs="Avenir Next" w:eastAsia="Avenir Next"/>
                 <w:b/>
                 <w:color w:val="1A1A1A"/>
-                <w:sz w:val="20"/>
+                <w:sz w:val="22"/>
                 <w:szCs w:val="20"/>
               </w:rPr>
               <w:t xml:space="preserve">Team Heights.  </w:t>
@@ -2684,7 +2688,7 @@
               <w:rPr>
                 <w:rFonts w:ascii="Avenir Next" w:hAnsi="Avenir Next" w:cs="Avenir Next" w:eastAsia="Avenir Next"/>
                 <w:color w:val="1A1A1A"/>
-                <w:sz w:val="20"/>
+                <w:sz w:val="22"/>
                 <w:szCs w:val="20"/>
               </w:rPr>
               <w:t xml:space="preserve">Seven players measure 60, 63, 57, 66, 61, 64, 59 inches.</w:t>
@@ -2704,10 +2708,28 @@
                 <w:rFonts w:ascii="Avenir Next" w:hAnsi="Avenir Next" w:cs="Avenir Next" w:eastAsia="Avenir Next"/>
                 <w:b/>
                 <w:color w:val="003A70"/>
+                <w:sz w:val="22"/>
+                <w:szCs w:val="20"/>
+              </w:rPr>
+              <w:t xml:space="preserve">a.</w:t>
+            </w:r>
+            <w:r>
+              <w:rPr>
+                <w:rFonts w:ascii="Avenir Next" w:hAnsi="Avenir Next" w:cs="Avenir Next" w:eastAsia="Avenir Next"/>
+                <w:color w:val="1A1A1A"/>
                 <w:sz w:val="20"/>
                 <w:szCs w:val="20"/>
               </w:rPr>
-              <w:t xml:space="preserve">a.</w:t>
+              <w:tab/>
+            </w:r>
+            <w:r>
+              <w:rPr>
+                <w:rFonts w:ascii="Avenir Next" w:hAnsi="Avenir Next" w:cs="Avenir Next" w:eastAsia="Avenir Next"/>
+                <w:color w:val="1A1A1A"/>
+                <w:sz w:val="22"/>
+                <w:szCs w:val="20"/>
+              </w:rPr>
+              <w:t xml:space="preserve">Find the median height.</w:t>
             </w:r>
             <w:r>
               <w:rPr>
@@ -2716,7 +2738,7 @@
                 <w:sz w:val="20"/>
                 <w:szCs w:val="20"/>
               </w:rPr>
-              <w:tab/>
+              <w:t xml:space="preserve">  </w:t>
             </w:r>
             <w:r>
               <w:rPr>
@@ -2724,24 +2746,6 @@
                 <w:color w:val="1A1A1A"/>
                 <w:sz w:val="20"/>
                 <w:szCs w:val="20"/>
-              </w:rPr>
-              <w:t xml:space="preserve">Find the median height.</w:t>
-            </w:r>
-            <w:r>
-              <w:rPr>
-                <w:rFonts w:ascii="Avenir Next" w:hAnsi="Avenir Next" w:cs="Avenir Next" w:eastAsia="Avenir Next"/>
-                <w:color w:val="1A1A1A"/>
-                <w:sz w:val="20"/>
-                <w:szCs w:val="20"/>
-              </w:rPr>
-              <w:t xml:space="preserve">  </w:t>
-            </w:r>
-            <w:r>
-              <w:rPr>
-                <w:rFonts w:ascii="Avenir Next" w:hAnsi="Avenir Next" w:cs="Avenir Next" w:eastAsia="Avenir Next"/>
-                <w:color w:val="1A1A1A"/>
-                <w:sz w:val="20"/>
-                <w:szCs w:val="20"/>
                 <w:u w:val="single"/>
               </w:rPr>
               <w:t xml:space="preserve">                </w:t>
@@ -2750,7 +2754,7 @@
               <w:rPr>
                 <w:rFonts w:ascii="Avenir Next" w:hAnsi="Avenir Next" w:cs="Avenir Next" w:eastAsia="Avenir Next"/>
                 <w:color w:val="1A1A1A"/>
-                <w:sz w:val="20"/>
+                <w:sz w:val="22"/>
                 <w:szCs w:val="20"/>
               </w:rPr>
               <w:t xml:space="preserve"> in.</w:t>
@@ -2770,10 +2774,28 @@
                 <w:rFonts w:ascii="Avenir Next" w:hAnsi="Avenir Next" w:cs="Avenir Next" w:eastAsia="Avenir Next"/>
                 <w:b/>
                 <w:color w:val="003A70"/>
+                <w:sz w:val="22"/>
+                <w:szCs w:val="20"/>
+              </w:rPr>
+              <w:t xml:space="preserve">b.</w:t>
+            </w:r>
+            <w:r>
+              <w:rPr>
+                <w:rFonts w:ascii="Avenir Next" w:hAnsi="Avenir Next" w:cs="Avenir Next" w:eastAsia="Avenir Next"/>
+                <w:color w:val="1A1A1A"/>
                 <w:sz w:val="20"/>
                 <w:szCs w:val="20"/>
               </w:rPr>
-              <w:t xml:space="preserve">b.</w:t>
+              <w:tab/>
+            </w:r>
+            <w:r>
+              <w:rPr>
+                <w:rFonts w:ascii="Avenir Next" w:hAnsi="Avenir Next" w:cs="Avenir Next" w:eastAsia="Avenir Next"/>
+                <w:color w:val="1A1A1A"/>
+                <w:sz w:val="22"/>
+                <w:szCs w:val="20"/>
+              </w:rPr>
+              <w:t xml:space="preserve">A 72-inch player replaces the 66-inch player. New median:</w:t>
             </w:r>
             <w:r>
               <w:rPr>
@@ -2782,7 +2804,7 @@
                 <w:sz w:val="20"/>
                 <w:szCs w:val="20"/>
               </w:rPr>
-              <w:tab/>
+              <w:t xml:space="preserve">  </w:t>
             </w:r>
             <w:r>
               <w:rPr>
@@ -2790,24 +2812,6 @@
                 <w:color w:val="1A1A1A"/>
                 <w:sz w:val="20"/>
                 <w:szCs w:val="20"/>
-              </w:rPr>
-              <w:t xml:space="preserve">A 72-inch player replaces the 66-inch player. New median:</w:t>
-            </w:r>
-            <w:r>
-              <w:rPr>
-                <w:rFonts w:ascii="Avenir Next" w:hAnsi="Avenir Next" w:cs="Avenir Next" w:eastAsia="Avenir Next"/>
-                <w:color w:val="1A1A1A"/>
-                <w:sz w:val="20"/>
-                <w:szCs w:val="20"/>
-              </w:rPr>
-              <w:t xml:space="preserve">  </w:t>
-            </w:r>
-            <w:r>
-              <w:rPr>
-                <w:rFonts w:ascii="Avenir Next" w:hAnsi="Avenir Next" w:cs="Avenir Next" w:eastAsia="Avenir Next"/>
-                <w:color w:val="1A1A1A"/>
-                <w:sz w:val="20"/>
-                <w:szCs w:val="20"/>
                 <w:u w:val="single"/>
               </w:rPr>
               <w:t xml:space="preserve">                </w:t>
@@ -2816,7 +2820,7 @@
               <w:rPr>
                 <w:rFonts w:ascii="Avenir Next" w:hAnsi="Avenir Next" w:cs="Avenir Next" w:eastAsia="Avenir Next"/>
                 <w:color w:val="1A1A1A"/>
-                <w:sz w:val="20"/>
+                <w:sz w:val="22"/>
                 <w:szCs w:val="20"/>
               </w:rPr>
               <w:t xml:space="preserve"> in.</w:t>
@@ -2836,25 +2840,25 @@
                 <w:rFonts w:ascii="Avenir Next" w:hAnsi="Avenir Next" w:cs="Avenir Next" w:eastAsia="Avenir Next"/>
                 <w:b/>
                 <w:color w:val="003A70"/>
+                <w:sz w:val="22"/>
+                <w:szCs w:val="20"/>
+              </w:rPr>
+              <w:t xml:space="preserve">c.</w:t>
+            </w:r>
+            <w:r>
+              <w:rPr>
+                <w:rFonts w:ascii="Avenir Next" w:hAnsi="Avenir Next" w:cs="Avenir Next" w:eastAsia="Avenir Next"/>
+                <w:color w:val="1A1A1A"/>
                 <w:sz w:val="20"/>
                 <w:szCs w:val="20"/>
               </w:rPr>
-              <w:t xml:space="preserve">c.</w:t>
-            </w:r>
-            <w:r>
-              <w:rPr>
-                <w:rFonts w:ascii="Avenir Next" w:hAnsi="Avenir Next" w:cs="Avenir Next" w:eastAsia="Avenir Next"/>
-                <w:color w:val="1A1A1A"/>
-                <w:sz w:val="20"/>
-                <w:szCs w:val="20"/>
-              </w:rPr>
               <w:tab/>
             </w:r>
             <w:r>
               <w:rPr>
                 <w:rFonts w:ascii="Avenir Next" w:hAnsi="Avenir Next" w:cs="Avenir Next" w:eastAsia="Avenir Next"/>
                 <w:color w:val="1A1A1A"/>
-                <w:sz w:val="20"/>
+                <w:sz w:val="22"/>
                 <w:szCs w:val="20"/>
               </w:rPr>
               <w:t xml:space="preserve">Why is the median useful when one player is much taller?</w:t>
@@ -2862,7 +2866,7 @@
           </w:p>
           <w:p>
             <w:pPr>
-              <w:spacing w:before="0" w:after="0" w:line="60" w:lineRule="auto"/>
+              <w:spacing w:before="0" w:after="0" w:line="50" w:lineRule="exact"/>
             </w:pPr>
           </w:p>
           <w:tbl>
@@ -2920,7 +2924,7 @@
           </w:tbl>
           <w:p>
             <w:pPr>
-              <w:spacing w:before="0" w:after="0" w:line="24" w:lineRule="auto"/>
+              <w:spacing w:before="0" w:after="0" w:line="50" w:lineRule="exact"/>
             </w:pPr>
           </w:p>
         </w:tc>
@@ -2928,11 +2932,12 @@
     </w:tbl>
     <w:p>
       <w:pPr>
-        <w:spacing w:before="0" w:after="0" w:line="20" w:lineRule="exact"/>
+        <w:spacing w:before="0" w:after="0" w:line="50" w:lineRule="exact"/>
       </w:pPr>
     </w:p>
     <w:p>
       <w:pPr>
+        <w:pStyle w:val="Heading2"/>
         <w:keepNext/>
         <w:pBdr>
           <w:bottom w:val="single" w:sz="8" w:space="3" w:color="003A70"/>
@@ -2948,7 +2953,7 @@
           <w:b/>
           <w:color w:val="003A70"/>
           <w:spacing w:val="14"/>
-          <w:sz w:val="19"/>
+          <w:sz w:val="22"/>
           <w:szCs w:val="19"/>
         </w:rPr>
         <w:t xml:space="preserve">FIND THE ERROR</w:t>
@@ -2967,7 +2972,7 @@
           <w:rFonts w:ascii="Avenir Next" w:hAnsi="Avenir Next" w:cs="Avenir Next" w:eastAsia="Avenir Next"/>
           <w:i/>
           <w:color w:val="5A5F66"/>
-          <w:sz w:val="17"/>
+          <w:sz w:val="22"/>
           <w:szCs w:val="17"/>
         </w:rPr>
         <w:t xml:space="preserve">explain the mistake, then fix it</w:t>
@@ -2975,7 +2980,7 @@
     </w:p>
     <w:p>
       <w:pPr>
-        <w:spacing w:before="0" w:after="0" w:line="20" w:lineRule="exact"/>
+        <w:spacing w:before="0" w:after="0" w:line="50" w:lineRule="exact"/>
       </w:pPr>
     </w:p>
     <w:tbl>
@@ -3025,18 +3030,18 @@
                 <w:rFonts w:ascii="Avenir Next" w:hAnsi="Avenir Next" w:cs="Avenir Next" w:eastAsia="Avenir Next"/>
                 <w:b/>
                 <w:color w:val="1A1A1A"/>
+                <w:sz w:val="22"/>
+                <w:szCs w:val="20"/>
+              </w:rPr>
+              <w:t xml:space="preserve">9.</w:t>
+            </w:r>
+            <w:r>
+              <w:rPr>
+                <w:rFonts w:ascii="Avenir Next" w:hAnsi="Avenir Next" w:cs="Avenir Next" w:eastAsia="Avenir Next"/>
+                <w:color w:val="1A1A1A"/>
                 <w:sz w:val="20"/>
                 <w:szCs w:val="20"/>
               </w:rPr>
-              <w:t xml:space="preserve">9.</w:t>
-            </w:r>
-            <w:r>
-              <w:rPr>
-                <w:rFonts w:ascii="Avenir Next" w:hAnsi="Avenir Next" w:cs="Avenir Next" w:eastAsia="Avenir Next"/>
-                <w:color w:val="1A1A1A"/>
-                <w:sz w:val="20"/>
-                <w:szCs w:val="20"/>
-              </w:rPr>
               <w:tab/>
             </w:r>
             <w:r>
@@ -3044,7 +3049,7 @@
                 <w:rFonts w:ascii="Avenir Next" w:hAnsi="Avenir Next" w:cs="Avenir Next" w:eastAsia="Avenir Next"/>
                 <w:b/>
                 <w:color w:val="1A1A1A"/>
-                <w:sz w:val="20"/>
+                <w:sz w:val="22"/>
                 <w:szCs w:val="20"/>
               </w:rPr>
               <w:t xml:space="preserve">Maya’s Work.  </w:t>
@@ -3053,7 +3058,7 @@
               <w:rPr>
                 <w:rFonts w:ascii="Avenir Next" w:hAnsi="Avenir Next" w:cs="Avenir Next" w:eastAsia="Avenir Next"/>
                 <w:color w:val="1A1A1A"/>
-                <w:sz w:val="20"/>
+                <w:sz w:val="22"/>
                 <w:szCs w:val="20"/>
               </w:rPr>
               <w:t xml:space="preserve">For 8, 3, 10, 5, 7, Maya wrote: “The median is 10 because 10 is the largest value.” Explain the mistake and find the median.</w:t>
@@ -3099,7 +3104,7 @@
                 </w:tcPr>
                 <w:p>
                   <w:pPr>
-                    <w:spacing w:before="0" w:after="0" w:line="240" w:lineRule="auto"/>
+                    <w:spacing w:before="0" w:after="0" w:line="50" w:lineRule="exact"/>
                   </w:pPr>
                 </w:p>
               </w:tc>
@@ -3119,7 +3124,7 @@
                 </w:tcPr>
                 <w:p>
                   <w:pPr>
-                    <w:spacing w:before="0" w:after="0" w:line="240" w:lineRule="auto"/>
+                    <w:spacing w:before="0" w:after="0" w:line="50" w:lineRule="exact"/>
                   </w:pPr>
                 </w:p>
               </w:tc>
@@ -3139,7 +3144,7 @@
                 </w:tcPr>
                 <w:p>
                   <w:pPr>
-                    <w:spacing w:before="0" w:after="0" w:line="240" w:lineRule="auto"/>
+                    <w:spacing w:before="0" w:after="0" w:line="50" w:lineRule="exact"/>
                   </w:pPr>
                 </w:p>
               </w:tc>
@@ -3147,7 +3152,7 @@
           </w:tbl>
           <w:p>
             <w:pPr>
-              <w:spacing w:before="0" w:after="0" w:line="24" w:lineRule="auto"/>
+              <w:spacing w:before="0" w:after="0" w:line="50" w:lineRule="exact"/>
             </w:pPr>
           </w:p>
         </w:tc>
@@ -3155,11 +3160,12 @@
     </w:tbl>
     <w:p>
       <w:pPr>
-        <w:spacing w:before="0" w:after="0" w:line="20" w:lineRule="exact"/>
+        <w:spacing w:before="0" w:after="0" w:line="50" w:lineRule="exact"/>
       </w:pPr>
     </w:p>
     <w:p>
       <w:pPr>
+        <w:pStyle w:val="Heading2"/>
         <w:keepNext/>
         <w:pBdr>
           <w:bottom w:val="single" w:sz="8" w:space="3" w:color="003A70"/>
@@ -3175,7 +3181,7 @@
           <w:b/>
           <w:color w:val="003A70"/>
           <w:spacing w:val="14"/>
-          <w:sz w:val="19"/>
+          <w:sz w:val="22"/>
           <w:szCs w:val="19"/>
         </w:rPr>
         <w:t xml:space="preserve">TEST PRACTICE</w:t>
@@ -3194,7 +3200,7 @@
           <w:rFonts w:ascii="Avenir Next" w:hAnsi="Avenir Next" w:cs="Avenir Next" w:eastAsia="Avenir Next"/>
           <w:i/>
           <w:color w:val="5A5F66"/>
-          <w:sz w:val="17"/>
+          <w:sz w:val="22"/>
           <w:szCs w:val="17"/>
         </w:rPr>
         <w:t xml:space="preserve">choose the best answer</w:t>
@@ -3202,7 +3208,7 @@
     </w:p>
     <w:p>
       <w:pPr>
-        <w:spacing w:before="0" w:after="0" w:line="20" w:lineRule="exact"/>
+        <w:spacing w:before="0" w:after="0" w:line="50" w:lineRule="exact"/>
       </w:pPr>
     </w:p>
     <w:tbl>
@@ -3252,25 +3258,25 @@
                 <w:rFonts w:ascii="Avenir Next" w:hAnsi="Avenir Next" w:cs="Avenir Next" w:eastAsia="Avenir Next"/>
                 <w:b/>
                 <w:color w:val="1A1A1A"/>
+                <w:sz w:val="22"/>
+                <w:szCs w:val="20"/>
+              </w:rPr>
+              <w:t xml:space="preserve">10.</w:t>
+            </w:r>
+            <w:r>
+              <w:rPr>
+                <w:rFonts w:ascii="Avenir Next" w:hAnsi="Avenir Next" w:cs="Avenir Next" w:eastAsia="Avenir Next"/>
+                <w:color w:val="1A1A1A"/>
                 <w:sz w:val="20"/>
                 <w:szCs w:val="20"/>
               </w:rPr>
-              <w:t xml:space="preserve">10.</w:t>
-            </w:r>
-            <w:r>
-              <w:rPr>
-                <w:rFonts w:ascii="Avenir Next" w:hAnsi="Avenir Next" w:cs="Avenir Next" w:eastAsia="Avenir Next"/>
-                <w:color w:val="1A1A1A"/>
-                <w:sz w:val="20"/>
-                <w:szCs w:val="20"/>
-              </w:rPr>
               <w:tab/>
             </w:r>
             <w:r>
               <w:rPr>
                 <w:rFonts w:ascii="Avenir Next" w:hAnsi="Avenir Next" w:cs="Avenir Next" w:eastAsia="Avenir Next"/>
                 <w:color w:val="1A1A1A"/>
-                <w:sz w:val="20"/>
+                <w:sz w:val="22"/>
                 <w:szCs w:val="20"/>
               </w:rPr>
               <w:t xml:space="preserve">What is the median of 4, 9, 6, 10, 7?</w:t>
@@ -3326,7 +3332,7 @@
                       <w:rFonts w:ascii="Avenir Next" w:hAnsi="Avenir Next" w:cs="Avenir Next" w:eastAsia="Avenir Next"/>
                       <w:b/>
                       <w:color w:val="003A70"/>
-                      <w:sz w:val="19"/>
+                      <w:sz w:val="22"/>
                       <w:szCs w:val="19"/>
                     </w:rPr>
                     <w:t xml:space="preserve">A</w:t>
@@ -3344,7 +3350,7 @@
                     <w:rPr>
                       <w:rFonts w:ascii="Avenir Next" w:hAnsi="Avenir Next" w:cs="Avenir Next" w:eastAsia="Avenir Next"/>
                       <w:color w:val="1A1A1A"/>
-                      <w:sz w:val="19"/>
+                      <w:sz w:val="22"/>
                       <w:szCs w:val="19"/>
                     </w:rPr>
                     <w:t xml:space="preserve">6</w:t>
@@ -3369,7 +3375,7 @@
                       <w:rFonts w:ascii="Avenir Next" w:hAnsi="Avenir Next" w:cs="Avenir Next" w:eastAsia="Avenir Next"/>
                       <w:b/>
                       <w:color w:val="003A70"/>
-                      <w:sz w:val="19"/>
+                      <w:sz w:val="22"/>
                       <w:szCs w:val="19"/>
                     </w:rPr>
                     <w:t xml:space="preserve">B</w:t>
@@ -3387,7 +3393,7 @@
                     <w:rPr>
                       <w:rFonts w:ascii="Avenir Next" w:hAnsi="Avenir Next" w:cs="Avenir Next" w:eastAsia="Avenir Next"/>
                       <w:color w:val="1A1A1A"/>
-                      <w:sz w:val="19"/>
+                      <w:sz w:val="22"/>
                       <w:szCs w:val="19"/>
                     </w:rPr>
                     <w:t xml:space="preserve">9</w:t>
@@ -3412,7 +3418,7 @@
                       <w:rFonts w:ascii="Avenir Next" w:hAnsi="Avenir Next" w:cs="Avenir Next" w:eastAsia="Avenir Next"/>
                       <w:b/>
                       <w:color w:val="003A70"/>
-                      <w:sz w:val="19"/>
+                      <w:sz w:val="22"/>
                       <w:szCs w:val="19"/>
                     </w:rPr>
                     <w:t xml:space="preserve">C</w:t>
@@ -3430,7 +3436,7 @@
                     <w:rPr>
                       <w:rFonts w:ascii="Avenir Next" w:hAnsi="Avenir Next" w:cs="Avenir Next" w:eastAsia="Avenir Next"/>
                       <w:color w:val="1A1A1A"/>
-                      <w:sz w:val="19"/>
+                      <w:sz w:val="22"/>
                       <w:szCs w:val="19"/>
                     </w:rPr>
                     <w:t xml:space="preserve">7</w:t>
@@ -3455,7 +3461,7 @@
                       <w:rFonts w:ascii="Avenir Next" w:hAnsi="Avenir Next" w:cs="Avenir Next" w:eastAsia="Avenir Next"/>
                       <w:b/>
                       <w:color w:val="003A70"/>
-                      <w:sz w:val="19"/>
+                      <w:sz w:val="22"/>
                       <w:szCs w:val="19"/>
                     </w:rPr>
                     <w:t xml:space="preserve">D</w:t>
@@ -3473,7 +3479,7 @@
                     <w:rPr>
                       <w:rFonts w:ascii="Avenir Next" w:hAnsi="Avenir Next" w:cs="Avenir Next" w:eastAsia="Avenir Next"/>
                       <w:color w:val="1A1A1A"/>
-                      <w:sz w:val="19"/>
+                      <w:sz w:val="22"/>
                       <w:szCs w:val="19"/>
                     </w:rPr>
                     <w:t xml:space="preserve">10</w:t>
@@ -3484,7 +3490,7 @@
           </w:tbl>
           <w:p>
             <w:pPr>
-              <w:spacing w:before="0" w:after="0" w:line="24" w:lineRule="auto"/>
+              <w:spacing w:before="0" w:after="0" w:line="50" w:lineRule="exact"/>
             </w:pPr>
           </w:p>
         </w:tc>
@@ -3492,12 +3498,12 @@
     </w:tbl>
     <w:p>
       <w:pPr>
-        <w:spacing w:before="0" w:after="0" w:line="20" w:lineRule="exact"/>
+        <w:spacing w:before="0" w:after="0" w:line="50" w:lineRule="exact"/>
       </w:pPr>
     </w:p>
     <w:p>
       <w:pPr>
-        <w:spacing w:before="0" w:after="0" w:line="20" w:lineRule="exact"/>
+        <w:spacing w:before="0" w:after="0" w:line="50" w:lineRule="exact"/>
       </w:pPr>
     </w:p>
     <w:tbl>
@@ -3547,25 +3553,25 @@
                 <w:rFonts w:ascii="Avenir Next" w:hAnsi="Avenir Next" w:cs="Avenir Next" w:eastAsia="Avenir Next"/>
                 <w:b/>
                 <w:color w:val="1A1A1A"/>
+                <w:sz w:val="22"/>
+                <w:szCs w:val="20"/>
+              </w:rPr>
+              <w:t xml:space="preserve">11.</w:t>
+            </w:r>
+            <w:r>
+              <w:rPr>
+                <w:rFonts w:ascii="Avenir Next" w:hAnsi="Avenir Next" w:cs="Avenir Next" w:eastAsia="Avenir Next"/>
+                <w:color w:val="1A1A1A"/>
                 <w:sz w:val="20"/>
                 <w:szCs w:val="20"/>
               </w:rPr>
-              <w:t xml:space="preserve">11.</w:t>
-            </w:r>
-            <w:r>
-              <w:rPr>
-                <w:rFonts w:ascii="Avenir Next" w:hAnsi="Avenir Next" w:cs="Avenir Next" w:eastAsia="Avenir Next"/>
-                <w:color w:val="1A1A1A"/>
-                <w:sz w:val="20"/>
-                <w:szCs w:val="20"/>
-              </w:rPr>
               <w:tab/>
             </w:r>
             <w:r>
               <w:rPr>
                 <w:rFonts w:ascii="Avenir Next" w:hAnsi="Avenir Next" w:cs="Avenir Next" w:eastAsia="Avenir Next"/>
                 <w:color w:val="1A1A1A"/>
-                <w:sz w:val="20"/>
+                <w:sz w:val="22"/>
                 <w:szCs w:val="20"/>
               </w:rPr>
               <w:t xml:space="preserve">The median of 9 ordered values is the —</w:t>
@@ -3621,7 +3627,7 @@
                       <w:rFonts w:ascii="Avenir Next" w:hAnsi="Avenir Next" w:cs="Avenir Next" w:eastAsia="Avenir Next"/>
                       <w:b/>
                       <w:color w:val="003A70"/>
-                      <w:sz w:val="19"/>
+                      <w:sz w:val="22"/>
                       <w:szCs w:val="19"/>
                     </w:rPr>
                     <w:t xml:space="preserve">A</w:t>
@@ -3639,7 +3645,7 @@
                     <w:rPr>
                       <w:rFonts w:ascii="Avenir Next" w:hAnsi="Avenir Next" w:cs="Avenir Next" w:eastAsia="Avenir Next"/>
                       <w:color w:val="1A1A1A"/>
-                      <w:sz w:val="19"/>
+                      <w:sz w:val="22"/>
                       <w:szCs w:val="19"/>
                     </w:rPr>
                     <w:t xml:space="preserve">4th value</w:t>
@@ -3664,7 +3670,7 @@
                       <w:rFonts w:ascii="Avenir Next" w:hAnsi="Avenir Next" w:cs="Avenir Next" w:eastAsia="Avenir Next"/>
                       <w:b/>
                       <w:color w:val="003A70"/>
-                      <w:sz w:val="19"/>
+                      <w:sz w:val="22"/>
                       <w:szCs w:val="19"/>
                     </w:rPr>
                     <w:t xml:space="preserve">B</w:t>
@@ -3682,7 +3688,7 @@
                     <w:rPr>
                       <w:rFonts w:ascii="Avenir Next" w:hAnsi="Avenir Next" w:cs="Avenir Next" w:eastAsia="Avenir Next"/>
                       <w:color w:val="1A1A1A"/>
-                      <w:sz w:val="19"/>
+                      <w:sz w:val="22"/>
                       <w:szCs w:val="19"/>
                     </w:rPr>
                     <w:t xml:space="preserve">5th value</w:t>
@@ -3707,7 +3713,7 @@
                       <w:rFonts w:ascii="Avenir Next" w:hAnsi="Avenir Next" w:cs="Avenir Next" w:eastAsia="Avenir Next"/>
                       <w:b/>
                       <w:color w:val="003A70"/>
-                      <w:sz w:val="19"/>
+                      <w:sz w:val="22"/>
                       <w:szCs w:val="19"/>
                     </w:rPr>
                     <w:t xml:space="preserve">C</w:t>
@@ -3725,7 +3731,7 @@
                     <w:rPr>
                       <w:rFonts w:ascii="Avenir Next" w:hAnsi="Avenir Next" w:cs="Avenir Next" w:eastAsia="Avenir Next"/>
                       <w:color w:val="1A1A1A"/>
-                      <w:sz w:val="19"/>
+                      <w:sz w:val="22"/>
                       <w:szCs w:val="19"/>
                     </w:rPr>
                     <w:t xml:space="preserve">9th value</w:t>
@@ -3750,7 +3756,7 @@
                       <w:rFonts w:ascii="Avenir Next" w:hAnsi="Avenir Next" w:cs="Avenir Next" w:eastAsia="Avenir Next"/>
                       <w:b/>
                       <w:color w:val="003A70"/>
-                      <w:sz w:val="19"/>
+                      <w:sz w:val="22"/>
                       <w:szCs w:val="19"/>
                     </w:rPr>
                     <w:t xml:space="preserve">D</w:t>
@@ -3768,7 +3774,7 @@
                     <w:rPr>
                       <w:rFonts w:ascii="Avenir Next" w:hAnsi="Avenir Next" w:cs="Avenir Next" w:eastAsia="Avenir Next"/>
                       <w:color w:val="1A1A1A"/>
-                      <w:sz w:val="19"/>
+                      <w:sz w:val="22"/>
                       <w:szCs w:val="19"/>
                     </w:rPr>
                     <w:t xml:space="preserve">largest value</w:t>
@@ -3779,7 +3785,7 @@
           </w:tbl>
           <w:p>
             <w:pPr>
-              <w:spacing w:before="0" w:after="0" w:line="24" w:lineRule="auto"/>
+              <w:spacing w:before="0" w:after="0" w:line="50" w:lineRule="exact"/>
             </w:pPr>
           </w:p>
         </w:tc>
@@ -3787,11 +3793,12 @@
     </w:tbl>
     <w:p>
       <w:pPr>
-        <w:spacing w:before="0" w:after="0" w:line="20" w:lineRule="exact"/>
+        <w:spacing w:before="0" w:after="0" w:line="50" w:lineRule="exact"/>
       </w:pPr>
     </w:p>
     <w:p>
       <w:pPr>
+        <w:pStyle w:val="Heading2"/>
         <w:keepNext/>
         <w:pBdr>
           <w:bottom w:val="single" w:sz="8" w:space="3" w:color="003A70"/>
@@ -3807,7 +3814,7 @@
           <w:b/>
           <w:color w:val="003A70"/>
           <w:spacing w:val="14"/>
-          <w:sz w:val="19"/>
+          <w:sz w:val="22"/>
           <w:szCs w:val="19"/>
         </w:rPr>
         <w:t xml:space="preserve">SELF-CHECK CODE</w:t>
@@ -3826,7 +3833,7 @@
           <w:rFonts w:ascii="Avenir Next" w:hAnsi="Avenir Next" w:cs="Avenir Next" w:eastAsia="Avenir Next"/>
           <w:i/>
           <w:color w:val="5A5F66"/>
-          <w:sz w:val="17"/>
+          <w:sz w:val="22"/>
           <w:szCs w:val="17"/>
         </w:rPr>
         <w:t xml:space="preserve">find your answer · copy its letter into that problem’s box · spell a math word</w:t>
@@ -3885,7 +3892,7 @@
                 <w:rFonts w:ascii="Avenir Next" w:hAnsi="Avenir Next" w:cs="Avenir Next" w:eastAsia="Avenir Next"/>
                 <w:b/>
                 <w:color w:val="1A1A1A"/>
-                <w:sz w:val="18"/>
+                <w:sz w:val="22"/>
                 <w:szCs w:val="18"/>
               </w:rPr>
               <w:t xml:space="preserve">44</w:t>
@@ -3901,7 +3908,7 @@
                 <w:rFonts w:ascii="Avenir Next" w:hAnsi="Avenir Next" w:cs="Avenir Next" w:eastAsia="Avenir Next"/>
                 <w:b/>
                 <w:color w:val="003A70"/>
-                <w:sz w:val="18"/>
+                <w:sz w:val="22"/>
                 <w:szCs w:val="18"/>
               </w:rPr>
               <w:t xml:space="preserve">I</w:t>
@@ -3924,7 +3931,7 @@
                 <w:rFonts w:ascii="Avenir Next" w:hAnsi="Avenir Next" w:cs="Avenir Next" w:eastAsia="Avenir Next"/>
                 <w:b/>
                 <w:color w:val="1A1A1A"/>
-                <w:sz w:val="18"/>
+                <w:sz w:val="22"/>
                 <w:szCs w:val="18"/>
               </w:rPr>
               <w:t xml:space="preserve">61</w:t>
@@ -3940,7 +3947,7 @@
                 <w:rFonts w:ascii="Avenir Next" w:hAnsi="Avenir Next" w:cs="Avenir Next" w:eastAsia="Avenir Next"/>
                 <w:b/>
                 <w:color w:val="003A70"/>
-                <w:sz w:val="18"/>
+                <w:sz w:val="22"/>
                 <w:szCs w:val="18"/>
               </w:rPr>
               <w:t xml:space="preserve">N</w:t>
@@ -3963,7 +3970,7 @@
                 <w:rFonts w:ascii="Avenir Next" w:hAnsi="Avenir Next" w:cs="Avenir Next" w:eastAsia="Avenir Next"/>
                 <w:b/>
                 <w:color w:val="1A1A1A"/>
-                <w:sz w:val="18"/>
+                <w:sz w:val="22"/>
                 <w:szCs w:val="18"/>
               </w:rPr>
               <w:t xml:space="preserve">8</w:t>
@@ -3979,7 +3986,7 @@
                 <w:rFonts w:ascii="Avenir Next" w:hAnsi="Avenir Next" w:cs="Avenir Next" w:eastAsia="Avenir Next"/>
                 <w:b/>
                 <w:color w:val="003A70"/>
-                <w:sz w:val="18"/>
+                <w:sz w:val="22"/>
                 <w:szCs w:val="18"/>
               </w:rPr>
               <w:t xml:space="preserve">S</w:t>
@@ -4002,7 +4009,7 @@
                 <w:rFonts w:ascii="Avenir Next" w:hAnsi="Avenir Next" w:cs="Avenir Next" w:eastAsia="Avenir Next"/>
                 <w:b/>
                 <w:color w:val="1A1A1A"/>
-                <w:sz w:val="18"/>
+                <w:sz w:val="22"/>
                 <w:szCs w:val="18"/>
               </w:rPr>
               <w:t xml:space="preserve">45</w:t>
@@ -4018,7 +4025,7 @@
                 <w:rFonts w:ascii="Avenir Next" w:hAnsi="Avenir Next" w:cs="Avenir Next" w:eastAsia="Avenir Next"/>
                 <w:b/>
                 <w:color w:val="003A70"/>
-                <w:sz w:val="18"/>
+                <w:sz w:val="22"/>
                 <w:szCs w:val="18"/>
               </w:rPr>
               <w:t xml:space="preserve">Z</w:t>
@@ -4041,7 +4048,7 @@
                 <w:rFonts w:ascii="Avenir Next" w:hAnsi="Avenir Next" w:cs="Avenir Next" w:eastAsia="Avenir Next"/>
                 <w:b/>
                 <w:color w:val="1A1A1A"/>
-                <w:sz w:val="18"/>
+                <w:sz w:val="22"/>
                 <w:szCs w:val="18"/>
               </w:rPr>
               <w:t xml:space="preserve">35</w:t>
@@ -4057,7 +4064,7 @@
                 <w:rFonts w:ascii="Avenir Next" w:hAnsi="Avenir Next" w:cs="Avenir Next" w:eastAsia="Avenir Next"/>
                 <w:b/>
                 <w:color w:val="003A70"/>
-                <w:sz w:val="18"/>
+                <w:sz w:val="22"/>
                 <w:szCs w:val="18"/>
               </w:rPr>
               <w:t xml:space="preserve">O</w:t>
@@ -4080,7 +4087,7 @@
                 <w:rFonts w:ascii="Avenir Next" w:hAnsi="Avenir Next" w:cs="Avenir Next" w:eastAsia="Avenir Next"/>
                 <w:b/>
                 <w:color w:val="1A1A1A"/>
-                <w:sz w:val="18"/>
+                <w:sz w:val="22"/>
                 <w:szCs w:val="18"/>
               </w:rPr>
               <w:t xml:space="preserve">16</w:t>
@@ -4096,7 +4103,7 @@
                 <w:rFonts w:ascii="Avenir Next" w:hAnsi="Avenir Next" w:cs="Avenir Next" w:eastAsia="Avenir Next"/>
                 <w:b/>
                 <w:color w:val="003A70"/>
-                <w:sz w:val="18"/>
+                <w:sz w:val="22"/>
                 <w:szCs w:val="18"/>
               </w:rPr>
               <w:t xml:space="preserve">P</w:t>
@@ -4119,7 +4126,7 @@
                 <w:rFonts w:ascii="Avenir Next" w:hAnsi="Avenir Next" w:cs="Avenir Next" w:eastAsia="Avenir Next"/>
                 <w:b/>
                 <w:color w:val="1A1A1A"/>
-                <w:sz w:val="18"/>
+                <w:sz w:val="22"/>
                 <w:szCs w:val="18"/>
               </w:rPr>
               <w:t xml:space="preserve">27</w:t>
@@ -4135,7 +4142,7 @@
                 <w:rFonts w:ascii="Avenir Next" w:hAnsi="Avenir Next" w:cs="Avenir Next" w:eastAsia="Avenir Next"/>
                 <w:b/>
                 <w:color w:val="003A70"/>
-                <w:sz w:val="18"/>
+                <w:sz w:val="22"/>
                 <w:szCs w:val="18"/>
               </w:rPr>
               <w:t xml:space="preserve">Q</w:t>
@@ -4158,7 +4165,7 @@
                 <w:rFonts w:ascii="Avenir Next" w:hAnsi="Avenir Next" w:cs="Avenir Next" w:eastAsia="Avenir Next"/>
                 <w:b/>
                 <w:color w:val="1A1A1A"/>
-                <w:sz w:val="18"/>
+                <w:sz w:val="22"/>
                 <w:szCs w:val="18"/>
               </w:rPr>
               <w:t xml:space="preserve">33</w:t>
@@ -4174,7 +4181,7 @@
                 <w:rFonts w:ascii="Avenir Next" w:hAnsi="Avenir Next" w:cs="Avenir Next" w:eastAsia="Avenir Next"/>
                 <w:b/>
                 <w:color w:val="003A70"/>
-                <w:sz w:val="18"/>
+                <w:sz w:val="22"/>
                 <w:szCs w:val="18"/>
               </w:rPr>
               <w:t xml:space="preserve">I</w:t>
@@ -4197,7 +4204,7 @@
                 <w:rFonts w:ascii="Avenir Next" w:hAnsi="Avenir Next" w:cs="Avenir Next" w:eastAsia="Avenir Next"/>
                 <w:b/>
                 <w:color w:val="1A1A1A"/>
-                <w:sz w:val="18"/>
+                <w:sz w:val="22"/>
                 <w:szCs w:val="18"/>
               </w:rPr>
               <w:t xml:space="preserve">28</w:t>
@@ -4213,7 +4220,7 @@
                 <w:rFonts w:ascii="Avenir Next" w:hAnsi="Avenir Next" w:cs="Avenir Next" w:eastAsia="Avenir Next"/>
                 <w:b/>
                 <w:color w:val="003A70"/>
-                <w:sz w:val="18"/>
+                <w:sz w:val="22"/>
                 <w:szCs w:val="18"/>
               </w:rPr>
               <w:t xml:space="preserve">T</w:t>
@@ -4236,7 +4243,7 @@
                 <w:rFonts w:ascii="Avenir Next" w:hAnsi="Avenir Next" w:cs="Avenir Next" w:eastAsia="Avenir Next"/>
                 <w:b/>
                 <w:color w:val="1A1A1A"/>
-                <w:sz w:val="18"/>
+                <w:sz w:val="22"/>
                 <w:szCs w:val="18"/>
               </w:rPr>
               <w:t xml:space="preserve">22</w:t>
@@ -4252,7 +4259,7 @@
                 <w:rFonts w:ascii="Avenir Next" w:hAnsi="Avenir Next" w:cs="Avenir Next" w:eastAsia="Avenir Next"/>
                 <w:b/>
                 <w:color w:val="003A70"/>
-                <w:sz w:val="18"/>
+                <w:sz w:val="22"/>
                 <w:szCs w:val="18"/>
               </w:rPr>
               <w:t xml:space="preserve">O</w:t>
@@ -4263,7 +4270,7 @@
     </w:tbl>
     <w:p>
       <w:pPr>
-        <w:spacing w:before="0" w:after="0" w:line="60" w:lineRule="auto"/>
+        <w:spacing w:before="0" w:after="0" w:line="50" w:lineRule="exact"/>
       </w:pPr>
     </w:p>
     <w:tbl>
@@ -4474,7 +4481,7 @@
     </w:tbl>
     <w:p>
       <w:pPr>
-        <w:spacing w:before="0" w:after="0" w:line="40" w:lineRule="auto"/>
+        <w:spacing w:before="0" w:after="0" w:line="50" w:lineRule="exact"/>
       </w:pPr>
     </w:p>
     <w:tbl>
@@ -4516,6 +4523,7 @@
           </w:tcPr>
           <w:p>
             <w:pPr>
+              <w:pStyle w:val="Heading2"/>
               <w:spacing w:before="0" w:after="0" w:line="240" w:lineRule="auto"/>
             </w:pPr>
             <w:r>
@@ -4553,7 +4561,7 @@
               <w:rPr>
                 <w:rFonts w:ascii="Avenir Next" w:hAnsi="Avenir Next" w:cs="Avenir Next" w:eastAsia="Avenir Next"/>
                 <w:color w:val="1A1A1A"/>
-                <w:sz w:val="17"/>
+                <w:sz w:val="22"/>
                 <w:szCs w:val="17"/>
               </w:rPr>
               <w:t xml:space="preserve">  I can do this on my own</w:t>
@@ -4582,7 +4590,7 @@
               <w:rPr>
                 <w:rFonts w:ascii="Avenir Next" w:hAnsi="Avenir Next" w:cs="Avenir Next" w:eastAsia="Avenir Next"/>
                 <w:color w:val="1A1A1A"/>
-                <w:sz w:val="17"/>
+                <w:sz w:val="22"/>
                 <w:szCs w:val="17"/>
               </w:rPr>
               <w:t xml:space="preserve">  I need a little help</w:t>
@@ -4611,7 +4619,7 @@
               <w:rPr>
                 <w:rFonts w:ascii="Avenir Next" w:hAnsi="Avenir Next" w:cs="Avenir Next" w:eastAsia="Avenir Next"/>
                 <w:color w:val="1A1A1A"/>
-                <w:sz w:val="17"/>
+                <w:sz w:val="22"/>
                 <w:szCs w:val="17"/>
               </w:rPr>
               <w:t xml:space="preserve">  I have a question about #</w:t>
@@ -4632,7 +4640,7 @@
     </w:tbl>
     <w:p>
       <w:pPr>
-        <w:spacing w:before="0" w:after="0" w:line="20" w:lineRule="exact"/>
+        <w:spacing w:before="0" w:after="0" w:line="50" w:lineRule="exact"/>
       </w:pPr>
     </w:p>
     <w:sectPr>
@@ -4718,7 +4726,106 @@
               <w:sz w:val="15"/>
               <w:szCs w:val="15"/>
             </w:rPr>
-            <w:t xml:space="preserve">Lesson 2-3  ·  Session 1  ·  Practice Form B</w:t>
+            <w:t xml:space="preserve">2-3 · Page </w:t>
+          </w:r>
+          <w:r>
+            <w:rPr>
+              <w:rFonts w:ascii="Avenir Next" w:hAnsi="Avenir Next" w:cs="Avenir Next" w:eastAsia="Avenir Next"/>
+              <w:color w:val="5A5F66"/>
+              <w:sz w:val="15"/>
+              <w:szCs w:val="15"/>
+            </w:rPr>
+            <w:fldChar w:fldCharType="begin"/>
+          </w:r>
+          <w:r>
+            <w:rPr>
+              <w:rFonts w:ascii="Avenir Next" w:hAnsi="Avenir Next" w:cs="Avenir Next" w:eastAsia="Avenir Next"/>
+              <w:color w:val="5A5F66"/>
+              <w:sz w:val="15"/>
+              <w:szCs w:val="15"/>
+            </w:rPr>
+            <w:instrText xml:space="preserve"> PAGE </w:instrText>
+          </w:r>
+          <w:r>
+            <w:rPr>
+              <w:rFonts w:ascii="Avenir Next" w:hAnsi="Avenir Next" w:cs="Avenir Next" w:eastAsia="Avenir Next"/>
+              <w:color w:val="5A5F66"/>
+              <w:sz w:val="15"/>
+              <w:szCs w:val="15"/>
+            </w:rPr>
+            <w:fldChar w:fldCharType="separate"/>
+          </w:r>
+          <w:r>
+            <w:rPr>
+              <w:rFonts w:ascii="Avenir Next" w:hAnsi="Avenir Next" w:cs="Avenir Next" w:eastAsia="Avenir Next"/>
+              <w:color w:val="5A5F66"/>
+              <w:sz w:val="15"/>
+              <w:szCs w:val="15"/>
+            </w:rPr>
+            <w:t xml:space="preserve">1</w:t>
+          </w:r>
+          <w:r>
+            <w:rPr>
+              <w:rFonts w:ascii="Avenir Next" w:hAnsi="Avenir Next" w:cs="Avenir Next" w:eastAsia="Avenir Next"/>
+              <w:color w:val="5A5F66"/>
+              <w:sz w:val="15"/>
+              <w:szCs w:val="15"/>
+            </w:rPr>
+            <w:fldChar w:fldCharType="end"/>
+          </w:r>
+          <w:r>
+            <w:rPr>
+              <w:rFonts w:ascii="Avenir Next" w:hAnsi="Avenir Next" w:cs="Avenir Next" w:eastAsia="Avenir Next"/>
+              <w:color w:val="5A5F66"/>
+              <w:sz w:val="15"/>
+              <w:szCs w:val="15"/>
+            </w:rPr>
+            <w:t xml:space="preserve"> of </w:t>
+          </w:r>
+          <w:r>
+            <w:rPr>
+              <w:rFonts w:ascii="Avenir Next" w:hAnsi="Avenir Next" w:cs="Avenir Next" w:eastAsia="Avenir Next"/>
+              <w:color w:val="5A5F66"/>
+              <w:sz w:val="15"/>
+              <w:szCs w:val="15"/>
+            </w:rPr>
+            <w:fldChar w:fldCharType="begin"/>
+          </w:r>
+          <w:r>
+            <w:rPr>
+              <w:rFonts w:ascii="Avenir Next" w:hAnsi="Avenir Next" w:cs="Avenir Next" w:eastAsia="Avenir Next"/>
+              <w:color w:val="5A5F66"/>
+              <w:sz w:val="15"/>
+              <w:szCs w:val="15"/>
+            </w:rPr>
+            <w:instrText xml:space="preserve"> NUMPAGES </w:instrText>
+          </w:r>
+          <w:r>
+            <w:rPr>
+              <w:rFonts w:ascii="Avenir Next" w:hAnsi="Avenir Next" w:cs="Avenir Next" w:eastAsia="Avenir Next"/>
+              <w:color w:val="5A5F66"/>
+              <w:sz w:val="15"/>
+              <w:szCs w:val="15"/>
+            </w:rPr>
+            <w:fldChar w:fldCharType="separate"/>
+          </w:r>
+          <w:r>
+            <w:rPr>
+              <w:rFonts w:ascii="Avenir Next" w:hAnsi="Avenir Next" w:cs="Avenir Next" w:eastAsia="Avenir Next"/>
+              <w:color w:val="5A5F66"/>
+              <w:sz w:val="15"/>
+              <w:szCs w:val="15"/>
+            </w:rPr>
+            <w:t xml:space="preserve">1</w:t>
+          </w:r>
+          <w:r>
+            <w:rPr>
+              <w:rFonts w:ascii="Avenir Next" w:hAnsi="Avenir Next" w:cs="Avenir Next" w:eastAsia="Avenir Next"/>
+              <w:color w:val="5A5F66"/>
+              <w:sz w:val="15"/>
+              <w:szCs w:val="15"/>
+            </w:rPr>
+            <w:fldChar w:fldCharType="end"/>
           </w:r>
         </w:p>
       </w:tc>
@@ -4761,5 +4868,23 @@
       </w:tblCellMar>
     </w:tblPr>
   </w:style>
+  <w:style w:type="paragraph" w:styleId="Heading1">
+    <w:name w:val="heading 1"/>
+    <w:basedOn w:val="Normal"/>
+    <w:pPr>
+      <w:outlineLvl w:val="0"/>
+      <w:keepNext w:val="0"/>
+      <w:keepLines w:val="0"/>
+    </w:pPr>
+  </w:style>
+  <w:style w:type="paragraph" w:styleId="Heading2">
+    <w:name w:val="heading 2"/>
+    <w:basedOn w:val="Normal"/>
+    <w:pPr>
+      <w:outlineLvl w:val="1"/>
+      <w:keepNext w:val="0"/>
+      <w:keepLines w:val="0"/>
+    </w:pPr>
+  </w:style>
 </w:styles>
 </file>